--- a/lessons/6-2/downloads/reveal/teacher/6.2-homework-packet-level-1.docx
+++ b/lessons/6-2/downloads/reveal/teacher/6.2-homework-packet-level-1.docx
@@ -78,14 +78,15 @@
           <w:caps/>
           <w:color w:val="003A70"/>
           <w:spacing w:val="12"/>
-          <w:sz w:val="21"/>
+          <w:sz w:val="22"/>
           <w:szCs w:val="21"/>
         </w:rPr>
-        <w:t xml:space="preserve">Lesson 6-2  ·  Homework Packet  ·  Level 1  ·  Sheet 1 of 2</w:t>
+        <w:t xml:space="preserve">Lesson 6-2  ·  Homework Packet  ·  Supported  ·  Session 1 · pages 1–2</w:t>
       </w:r>
     </w:p>
     <w:p>
       <w:pPr>
+        <w:pStyle w:val="Heading1"/>
         <w:keepNext/>
         <w:spacing w:before="0" w:after="10" w:line="240" w:lineRule="auto"/>
       </w:pPr>
@@ -111,7 +112,7 @@
         <w:rPr>
           <w:rFonts w:ascii="Avenir Next" w:hAnsi="Avenir Next" w:cs="Avenir Next" w:eastAsia="Avenir Next"/>
           <w:color w:val="5A5F66"/>
-          <w:sz w:val="17"/>
+          <w:sz w:val="22"/>
           <w:szCs w:val="17"/>
         </w:rPr>
         <w:t xml:space="preserve">Maryland Standard 6.NS.A.1   ·   Learning target — I can divide a fraction by another fraction using the reciprocal.</w:t>
@@ -158,6 +159,7 @@
           </w:tcPr>
           <w:p>
             <w:pPr>
+              <w:pStyle w:val="Heading2"/>
               <w:spacing w:before="0" w:after="40" w:line="264" w:lineRule="auto"/>
             </w:pPr>
             <w:r>
@@ -185,25 +187,25 @@
                 <w:rFonts w:ascii="Avenir Next" w:hAnsi="Avenir Next" w:cs="Avenir Next" w:eastAsia="Avenir Next"/>
                 <w:b/>
                 <w:color w:val="003A70"/>
+                <w:sz w:val="22"/>
+                <w:szCs w:val="18"/>
+              </w:rPr>
+              <w:t xml:space="preserve">•</w:t>
+            </w:r>
+            <w:r>
+              <w:rPr>
+                <w:rFonts w:ascii="Avenir Next" w:hAnsi="Avenir Next" w:cs="Avenir Next" w:eastAsia="Avenir Next"/>
+                <w:color w:val="1A1A1A"/>
                 <w:sz w:val="18"/>
                 <w:szCs w:val="18"/>
               </w:rPr>
-              <w:t xml:space="preserve">•</w:t>
-            </w:r>
-            <w:r>
-              <w:rPr>
-                <w:rFonts w:ascii="Avenir Next" w:hAnsi="Avenir Next" w:cs="Avenir Next" w:eastAsia="Avenir Next"/>
-                <w:color w:val="1A1A1A"/>
-                <w:sz w:val="18"/>
-                <w:szCs w:val="18"/>
-              </w:rPr>
               <w:tab/>
             </w:r>
             <w:r>
               <w:rPr>
                 <w:rFonts w:ascii="Avenir Next" w:hAnsi="Avenir Next" w:cs="Avenir Next" w:eastAsia="Avenir Next"/>
                 <w:color w:val="1A1A1A"/>
-                <w:sz w:val="18"/>
+                <w:sz w:val="22"/>
                 <w:szCs w:val="18"/>
               </w:rPr>
               <w:t xml:space="preserve">To divide by a fraction, </w:t>
@@ -213,7 +215,7 @@
                 <w:rFonts w:ascii="Avenir Next" w:hAnsi="Avenir Next" w:cs="Avenir Next" w:eastAsia="Avenir Next"/>
                 <w:b/>
                 <w:color w:val="1A1A1A"/>
-                <w:sz w:val="18"/>
+                <w:sz w:val="22"/>
                 <w:szCs w:val="18"/>
               </w:rPr>
               <w:t xml:space="preserve">multiply by its reciprocal</w:t>
@@ -222,7 +224,7 @@
               <w:rPr>
                 <w:rFonts w:ascii="Avenir Next" w:hAnsi="Avenir Next" w:cs="Avenir Next" w:eastAsia="Avenir Next"/>
                 <w:color w:val="1A1A1A"/>
-                <w:sz w:val="18"/>
+                <w:sz w:val="22"/>
                 <w:szCs w:val="18"/>
               </w:rPr>
               <w:t xml:space="preserve">: 3/4 ÷ 3/8 = 3/4 × 8/3.</w:t>
@@ -241,25 +243,25 @@
                 <w:rFonts w:ascii="Avenir Next" w:hAnsi="Avenir Next" w:cs="Avenir Next" w:eastAsia="Avenir Next"/>
                 <w:b/>
                 <w:color w:val="003A70"/>
+                <w:sz w:val="22"/>
+                <w:szCs w:val="18"/>
+              </w:rPr>
+              <w:t xml:space="preserve">•</w:t>
+            </w:r>
+            <w:r>
+              <w:rPr>
+                <w:rFonts w:ascii="Avenir Next" w:hAnsi="Avenir Next" w:cs="Avenir Next" w:eastAsia="Avenir Next"/>
+                <w:color w:val="1A1A1A"/>
                 <w:sz w:val="18"/>
                 <w:szCs w:val="18"/>
               </w:rPr>
-              <w:t xml:space="preserve">•</w:t>
-            </w:r>
-            <w:r>
-              <w:rPr>
-                <w:rFonts w:ascii="Avenir Next" w:hAnsi="Avenir Next" w:cs="Avenir Next" w:eastAsia="Avenir Next"/>
-                <w:color w:val="1A1A1A"/>
-                <w:sz w:val="18"/>
-                <w:szCs w:val="18"/>
-              </w:rPr>
               <w:tab/>
             </w:r>
             <w:r>
               <w:rPr>
                 <w:rFonts w:ascii="Avenir Next" w:hAnsi="Avenir Next" w:cs="Avenir Next" w:eastAsia="Avenir Next"/>
                 <w:color w:val="1A1A1A"/>
-                <w:sz w:val="18"/>
+                <w:sz w:val="22"/>
                 <w:szCs w:val="18"/>
               </w:rPr>
               <w:t xml:space="preserve">Keep the first fraction, change ÷ to ×, and flip only the </w:t>
@@ -269,7 +271,7 @@
                 <w:rFonts w:ascii="Avenir Next" w:hAnsi="Avenir Next" w:cs="Avenir Next" w:eastAsia="Avenir Next"/>
                 <w:b/>
                 <w:color w:val="1A1A1A"/>
-                <w:sz w:val="18"/>
+                <w:sz w:val="22"/>
                 <w:szCs w:val="18"/>
               </w:rPr>
               <w:t xml:space="preserve">second</w:t>
@@ -278,7 +280,7 @@
               <w:rPr>
                 <w:rFonts w:ascii="Avenir Next" w:hAnsi="Avenir Next" w:cs="Avenir Next" w:eastAsia="Avenir Next"/>
                 <w:color w:val="1A1A1A"/>
-                <w:sz w:val="18"/>
+                <w:sz w:val="22"/>
                 <w:szCs w:val="18"/>
               </w:rPr>
               <w:t xml:space="preserve"> fraction.</w:t>
@@ -297,25 +299,25 @@
                 <w:rFonts w:ascii="Avenir Next" w:hAnsi="Avenir Next" w:cs="Avenir Next" w:eastAsia="Avenir Next"/>
                 <w:b/>
                 <w:color w:val="003A70"/>
+                <w:sz w:val="22"/>
+                <w:szCs w:val="18"/>
+              </w:rPr>
+              <w:t xml:space="preserve">•</w:t>
+            </w:r>
+            <w:r>
+              <w:rPr>
+                <w:rFonts w:ascii="Avenir Next" w:hAnsi="Avenir Next" w:cs="Avenir Next" w:eastAsia="Avenir Next"/>
+                <w:color w:val="1A1A1A"/>
                 <w:sz w:val="18"/>
                 <w:szCs w:val="18"/>
               </w:rPr>
-              <w:t xml:space="preserve">•</w:t>
-            </w:r>
-            <w:r>
-              <w:rPr>
-                <w:rFonts w:ascii="Avenir Next" w:hAnsi="Avenir Next" w:cs="Avenir Next" w:eastAsia="Avenir Next"/>
-                <w:color w:val="1A1A1A"/>
-                <w:sz w:val="18"/>
-                <w:szCs w:val="18"/>
-              </w:rPr>
               <w:tab/>
             </w:r>
             <w:r>
               <w:rPr>
                 <w:rFonts w:ascii="Avenir Next" w:hAnsi="Avenir Next" w:cs="Avenir Next" w:eastAsia="Avenir Next"/>
                 <w:color w:val="1A1A1A"/>
-                <w:sz w:val="18"/>
+                <w:sz w:val="22"/>
                 <w:szCs w:val="18"/>
               </w:rPr>
               <w:t xml:space="preserve">Check: quotient × divisor = dividend. 2 × 3/8 = 6/8 = 3/4.</w:t>
@@ -330,6 +332,7 @@
           </w:tcPr>
           <w:p>
             <w:pPr>
+              <w:pStyle w:val="Heading2"/>
               <w:spacing w:before="0" w:after="40" w:line="264" w:lineRule="auto"/>
             </w:pPr>
             <w:r>
@@ -352,7 +355,7 @@
               <w:rPr>
                 <w:rFonts w:ascii="Avenir Next" w:hAnsi="Avenir Next" w:cs="Avenir Next" w:eastAsia="Avenir Next"/>
                 <w:color w:val="1A1A1A"/>
-                <w:sz w:val="17"/>
+                <w:sz w:val="22"/>
                 <w:szCs w:val="17"/>
               </w:rPr>
               <w:t xml:space="preserve">How many 3/8-cup servings are in 3/4 cup of yogurt?</w:t>
@@ -371,25 +374,25 @@
                 <w:rFonts w:ascii="Avenir Next" w:hAnsi="Avenir Next" w:cs="Avenir Next" w:eastAsia="Avenir Next"/>
                 <w:b/>
                 <w:color w:val="003A70"/>
+                <w:sz w:val="22"/>
+                <w:szCs w:val="17"/>
+              </w:rPr>
+              <w:t xml:space="preserve">Step 1</w:t>
+            </w:r>
+            <w:r>
+              <w:rPr>
+                <w:rFonts w:ascii="Avenir Next" w:hAnsi="Avenir Next" w:cs="Avenir Next" w:eastAsia="Avenir Next"/>
+                <w:color w:val="1A1A1A"/>
                 <w:sz w:val="17"/>
                 <w:szCs w:val="17"/>
               </w:rPr>
-              <w:t xml:space="preserve">Step 1</w:t>
-            </w:r>
-            <w:r>
-              <w:rPr>
-                <w:rFonts w:ascii="Avenir Next" w:hAnsi="Avenir Next" w:cs="Avenir Next" w:eastAsia="Avenir Next"/>
-                <w:color w:val="1A1A1A"/>
-                <w:sz w:val="17"/>
-                <w:szCs w:val="17"/>
-              </w:rPr>
               <w:tab/>
             </w:r>
             <w:r>
               <w:rPr>
                 <w:rFonts w:ascii="Avenir Next" w:hAnsi="Avenir Next" w:cs="Avenir Next" w:eastAsia="Avenir Next"/>
                 <w:color w:val="1A1A1A"/>
-                <w:sz w:val="17"/>
+                <w:sz w:val="22"/>
                 <w:szCs w:val="17"/>
               </w:rPr>
               <w:t xml:space="preserve">Write the division: 3/4 ÷ 3/8</w:t>
@@ -408,25 +411,25 @@
                 <w:rFonts w:ascii="Avenir Next" w:hAnsi="Avenir Next" w:cs="Avenir Next" w:eastAsia="Avenir Next"/>
                 <w:b/>
                 <w:color w:val="003A70"/>
+                <w:sz w:val="22"/>
+                <w:szCs w:val="17"/>
+              </w:rPr>
+              <w:t xml:space="preserve">Step 2</w:t>
+            </w:r>
+            <w:r>
+              <w:rPr>
+                <w:rFonts w:ascii="Avenir Next" w:hAnsi="Avenir Next" w:cs="Avenir Next" w:eastAsia="Avenir Next"/>
+                <w:color w:val="1A1A1A"/>
                 <w:sz w:val="17"/>
                 <w:szCs w:val="17"/>
               </w:rPr>
-              <w:t xml:space="preserve">Step 2</w:t>
-            </w:r>
-            <w:r>
-              <w:rPr>
-                <w:rFonts w:ascii="Avenir Next" w:hAnsi="Avenir Next" w:cs="Avenir Next" w:eastAsia="Avenir Next"/>
-                <w:color w:val="1A1A1A"/>
-                <w:sz w:val="17"/>
-                <w:szCs w:val="17"/>
-              </w:rPr>
               <w:tab/>
             </w:r>
             <w:r>
               <w:rPr>
                 <w:rFonts w:ascii="Avenir Next" w:hAnsi="Avenir Next" w:cs="Avenir Next" w:eastAsia="Avenir Next"/>
                 <w:color w:val="1A1A1A"/>
-                <w:sz w:val="17"/>
+                <w:sz w:val="22"/>
                 <w:szCs w:val="17"/>
               </w:rPr>
               <w:t xml:space="preserve">Multiply by the reciprocal: 3/4 × 8/3 = 24/12</w:t>
@@ -445,25 +448,25 @@
                 <w:rFonts w:ascii="Avenir Next" w:hAnsi="Avenir Next" w:cs="Avenir Next" w:eastAsia="Avenir Next"/>
                 <w:b/>
                 <w:color w:val="003A70"/>
+                <w:sz w:val="22"/>
+                <w:szCs w:val="17"/>
+              </w:rPr>
+              <w:t xml:space="preserve">Step 3</w:t>
+            </w:r>
+            <w:r>
+              <w:rPr>
+                <w:rFonts w:ascii="Avenir Next" w:hAnsi="Avenir Next" w:cs="Avenir Next" w:eastAsia="Avenir Next"/>
+                <w:color w:val="1A1A1A"/>
                 <w:sz w:val="17"/>
                 <w:szCs w:val="17"/>
               </w:rPr>
-              <w:t xml:space="preserve">Step 3</w:t>
-            </w:r>
-            <w:r>
-              <w:rPr>
-                <w:rFonts w:ascii="Avenir Next" w:hAnsi="Avenir Next" w:cs="Avenir Next" w:eastAsia="Avenir Next"/>
-                <w:color w:val="1A1A1A"/>
-                <w:sz w:val="17"/>
-                <w:szCs w:val="17"/>
-              </w:rPr>
               <w:tab/>
             </w:r>
             <w:r>
               <w:rPr>
                 <w:rFonts w:ascii="Avenir Next" w:hAnsi="Avenir Next" w:cs="Avenir Next" w:eastAsia="Avenir Next"/>
                 <w:color w:val="1A1A1A"/>
-                <w:sz w:val="17"/>
+                <w:sz w:val="22"/>
                 <w:szCs w:val="17"/>
               </w:rPr>
               <w:t xml:space="preserve">Simplify: 24/12 = 2</w:t>
@@ -482,18 +485,18 @@
                 <w:rFonts w:ascii="Avenir Next" w:hAnsi="Avenir Next" w:cs="Avenir Next" w:eastAsia="Avenir Next"/>
                 <w:b/>
                 <w:color w:val="1A1A1A"/>
+                <w:sz w:val="22"/>
+                <w:szCs w:val="17"/>
+              </w:rPr>
+              <w:t xml:space="preserve">Answer</w:t>
+            </w:r>
+            <w:r>
+              <w:rPr>
+                <w:rFonts w:ascii="Avenir Next" w:hAnsi="Avenir Next" w:cs="Avenir Next" w:eastAsia="Avenir Next"/>
+                <w:color w:val="1A1A1A"/>
                 <w:sz w:val="17"/>
                 <w:szCs w:val="17"/>
               </w:rPr>
-              <w:t xml:space="preserve">Answer</w:t>
-            </w:r>
-            <w:r>
-              <w:rPr>
-                <w:rFonts w:ascii="Avenir Next" w:hAnsi="Avenir Next" w:cs="Avenir Next" w:eastAsia="Avenir Next"/>
-                <w:color w:val="1A1A1A"/>
-                <w:sz w:val="17"/>
-                <w:szCs w:val="17"/>
-              </w:rPr>
               <w:tab/>
             </w:r>
             <w:r>
@@ -501,7 +504,7 @@
                 <w:rFonts w:ascii="Avenir Next" w:hAnsi="Avenir Next" w:cs="Avenir Next" w:eastAsia="Avenir Next"/>
                 <w:b/>
                 <w:color w:val="1A1A1A"/>
-                <w:sz w:val="17"/>
+                <w:sz w:val="22"/>
                 <w:szCs w:val="17"/>
               </w:rPr>
               <w:t xml:space="preserve">2 servings</w:t>
@@ -551,6 +554,7 @@
           </w:tcPr>
           <w:p>
             <w:pPr>
+              <w:pStyle w:val="Heading2"/>
               <w:spacing w:before="0" w:after="40" w:line="264" w:lineRule="auto"/>
             </w:pPr>
             <w:r>
@@ -574,7 +578,7 @@
                 <w:rFonts w:ascii="Avenir Next" w:hAnsi="Avenir Next" w:cs="Avenir Next" w:eastAsia="Avenir Next"/>
                 <w:b/>
                 <w:color w:val="1A1A1A"/>
-                <w:sz w:val="21"/>
+                <w:sz w:val="22"/>
                 <w:szCs w:val="21"/>
               </w:rPr>
               <w:t xml:space="preserve">reciprocal</w:t>
@@ -583,7 +587,7 @@
               <w:rPr>
                 <w:rFonts w:ascii="Avenir Next" w:hAnsi="Avenir Next" w:cs="Avenir Next" w:eastAsia="Avenir Next"/>
                 <w:color w:val="5A5F66"/>
-                <w:sz w:val="21"/>
+                <w:sz w:val="22"/>
                 <w:szCs w:val="21"/>
               </w:rPr>
               <w:t xml:space="preserve"> — </w:t>
@@ -592,7 +596,7 @@
               <w:rPr>
                 <w:rFonts w:ascii="Avenir Next" w:hAnsi="Avenir Next" w:cs="Avenir Next" w:eastAsia="Avenir Next"/>
                 <w:color w:val="1A1A1A"/>
-                <w:sz w:val="21"/>
+                <w:sz w:val="22"/>
                 <w:szCs w:val="21"/>
               </w:rPr>
               <w:t xml:space="preserve">the flipped fraction: 3/8 becomes 8/3</w:t>
@@ -607,7 +611,7 @@
                 <w:rFonts w:ascii="Avenir Next" w:hAnsi="Avenir Next" w:cs="Avenir Next" w:eastAsia="Avenir Next"/>
                 <w:b/>
                 <w:color w:val="1A1A1A"/>
-                <w:sz w:val="21"/>
+                <w:sz w:val="22"/>
                 <w:szCs w:val="21"/>
               </w:rPr>
               <w:t xml:space="preserve">divisor</w:t>
@@ -616,7 +620,7 @@
               <w:rPr>
                 <w:rFonts w:ascii="Avenir Next" w:hAnsi="Avenir Next" w:cs="Avenir Next" w:eastAsia="Avenir Next"/>
                 <w:color w:val="5A5F66"/>
-                <w:sz w:val="21"/>
+                <w:sz w:val="22"/>
                 <w:szCs w:val="21"/>
               </w:rPr>
               <w:t xml:space="preserve"> — </w:t>
@@ -625,7 +629,7 @@
               <w:rPr>
                 <w:rFonts w:ascii="Avenir Next" w:hAnsi="Avenir Next" w:cs="Avenir Next" w:eastAsia="Avenir Next"/>
                 <w:color w:val="1A1A1A"/>
-                <w:sz w:val="21"/>
+                <w:sz w:val="22"/>
                 <w:szCs w:val="21"/>
               </w:rPr>
               <w:t xml:space="preserve">the number you divide by</w:t>
@@ -651,7 +655,7 @@
                 <w:rFonts w:ascii="Avenir Next" w:hAnsi="Avenir Next" w:cs="Avenir Next" w:eastAsia="Avenir Next"/>
                 <w:b/>
                 <w:color w:val="1A1A1A"/>
-                <w:sz w:val="21"/>
+                <w:sz w:val="22"/>
                 <w:szCs w:val="21"/>
               </w:rPr>
               <w:t xml:space="preserve">quotient</w:t>
@@ -660,7 +664,7 @@
               <w:rPr>
                 <w:rFonts w:ascii="Avenir Next" w:hAnsi="Avenir Next" w:cs="Avenir Next" w:eastAsia="Avenir Next"/>
                 <w:color w:val="5A5F66"/>
-                <w:sz w:val="21"/>
+                <w:sz w:val="22"/>
                 <w:szCs w:val="21"/>
               </w:rPr>
               <w:t xml:space="preserve"> — </w:t>
@@ -669,7 +673,7 @@
               <w:rPr>
                 <w:rFonts w:ascii="Avenir Next" w:hAnsi="Avenir Next" w:cs="Avenir Next" w:eastAsia="Avenir Next"/>
                 <w:color w:val="1A1A1A"/>
-                <w:sz w:val="21"/>
+                <w:sz w:val="22"/>
                 <w:szCs w:val="21"/>
               </w:rPr>
               <w:t xml:space="preserve">the answer when you divide</w:t>
@@ -680,6 +684,7 @@
     </w:tbl>
     <w:p>
       <w:pPr>
+        <w:pStyle w:val="Heading2"/>
         <w:keepNext/>
         <w:pBdr>
           <w:bottom w:val="single" w:sz="8" w:space="3" w:color="003A70"/>
@@ -695,7 +700,7 @@
           <w:b/>
           <w:color w:val="003A70"/>
           <w:spacing w:val="14"/>
-          <w:sz w:val="21"/>
+          <w:sz w:val="22"/>
           <w:szCs w:val="21"/>
         </w:rPr>
         <w:t xml:space="preserve">PRACTICE</w:t>
@@ -714,7 +719,7 @@
           <w:rFonts w:ascii="Avenir Next" w:hAnsi="Avenir Next" w:cs="Avenir Next" w:eastAsia="Avenir Next"/>
           <w:i/>
           <w:color w:val="5A5F66"/>
-          <w:sz w:val="17"/>
+          <w:sz w:val="22"/>
           <w:szCs w:val="17"/>
         </w:rPr>
         <w:t xml:space="preserve">show your work · label units</w:t>
@@ -810,25 +815,25 @@
                 <w:rFonts w:ascii="Avenir Next" w:hAnsi="Avenir Next" w:cs="Avenir Next" w:eastAsia="Avenir Next"/>
                 <w:b/>
                 <w:color w:val="003A70"/>
+                <w:sz w:val="22"/>
+                <w:szCs w:val="18"/>
+              </w:rPr>
+              <w:t xml:space="preserve">Step 1</w:t>
+            </w:r>
+            <w:r>
+              <w:rPr>
+                <w:rFonts w:ascii="Avenir Next" w:hAnsi="Avenir Next" w:cs="Avenir Next" w:eastAsia="Avenir Next"/>
+                <w:color w:val="1A1A1A"/>
                 <w:sz w:val="18"/>
                 <w:szCs w:val="18"/>
               </w:rPr>
-              <w:t xml:space="preserve">Step 1</w:t>
-            </w:r>
-            <w:r>
-              <w:rPr>
-                <w:rFonts w:ascii="Avenir Next" w:hAnsi="Avenir Next" w:cs="Avenir Next" w:eastAsia="Avenir Next"/>
-                <w:color w:val="1A1A1A"/>
-                <w:sz w:val="18"/>
-                <w:szCs w:val="18"/>
-              </w:rPr>
               <w:tab/>
             </w:r>
             <w:r>
               <w:rPr>
                 <w:rFonts w:ascii="Avenir Next" w:hAnsi="Avenir Next" w:cs="Avenir Next" w:eastAsia="Avenir Next"/>
                 <w:color w:val="1A1A1A"/>
-                <w:sz w:val="21"/>
+                <w:sz w:val="22"/>
                 <w:szCs w:val="21"/>
               </w:rPr>
               <w:t xml:space="preserve">Count the shaded tenths.</w:t>
@@ -848,25 +853,25 @@
                 <w:rFonts w:ascii="Avenir Next" w:hAnsi="Avenir Next" w:cs="Avenir Next" w:eastAsia="Avenir Next"/>
                 <w:b/>
                 <w:color w:val="003A70"/>
+                <w:sz w:val="22"/>
+                <w:szCs w:val="18"/>
+              </w:rPr>
+              <w:t xml:space="preserve">Step 2</w:t>
+            </w:r>
+            <w:r>
+              <w:rPr>
+                <w:rFonts w:ascii="Avenir Next" w:hAnsi="Avenir Next" w:cs="Avenir Next" w:eastAsia="Avenir Next"/>
+                <w:color w:val="1A1A1A"/>
                 <w:sz w:val="18"/>
                 <w:szCs w:val="18"/>
               </w:rPr>
-              <w:t xml:space="preserve">Step 2</w:t>
-            </w:r>
-            <w:r>
-              <w:rPr>
-                <w:rFonts w:ascii="Avenir Next" w:hAnsi="Avenir Next" w:cs="Avenir Next" w:eastAsia="Avenir Next"/>
-                <w:color w:val="1A1A1A"/>
-                <w:sz w:val="18"/>
-                <w:szCs w:val="18"/>
-              </w:rPr>
               <w:tab/>
             </w:r>
             <w:r>
               <w:rPr>
                 <w:rFonts w:ascii="Avenir Next" w:hAnsi="Avenir Next" w:cs="Avenir Next" w:eastAsia="Avenir Next"/>
                 <w:color w:val="1A1A1A"/>
-                <w:sz w:val="21"/>
+                <w:sz w:val="22"/>
                 <w:szCs w:val="21"/>
               </w:rPr>
               <w:t xml:space="preserve">Each shaded tenth is one 1/10 piece.</w:t>
@@ -882,7 +887,7 @@
               <w:drawing>
                 <wp:inline distT="0" distB="0" distL="0" distR="0">
                   <wp:extent cx="3108960" cy="566928"/>
-                  <wp:docPr id="1" name="Figure 1"/>
+                  <wp:docPr id="1" name="Figure 1" descr="Fraction bars: 1 whole bars, each split into 10 equal parts; 8 parts shaded."/>
                   <a:graphic xmlns:a="http://schemas.openxmlformats.org/drawingml/2006/main">
                     <a:graphicData uri="http://schemas.openxmlformats.org/drawingml/2006/picture">
                       <pic:pic xmlns:pic="http://schemas.openxmlformats.org/drawingml/2006/picture">
@@ -925,7 +930,7 @@
                 <w:rFonts w:ascii="Avenir Next" w:hAnsi="Avenir Next" w:cs="Avenir Next" w:eastAsia="Avenir Next"/>
                 <w:b/>
                 <w:color w:val="1A1A1A"/>
-                <w:sz w:val="18"/>
+                <w:sz w:val="22"/>
                 <w:szCs w:val="18"/>
               </w:rPr>
               <w:t xml:space="preserve">Division</w:t>
@@ -1606,25 +1611,25 @@
                 <w:rFonts w:ascii="Avenir Next" w:hAnsi="Avenir Next" w:cs="Avenir Next" w:eastAsia="Avenir Next"/>
                 <w:b/>
                 <w:color w:val="003A70"/>
+                <w:sz w:val="22"/>
+                <w:szCs w:val="18"/>
+              </w:rPr>
+              <w:t xml:space="preserve">Step 1</w:t>
+            </w:r>
+            <w:r>
+              <w:rPr>
+                <w:rFonts w:ascii="Avenir Next" w:hAnsi="Avenir Next" w:cs="Avenir Next" w:eastAsia="Avenir Next"/>
+                <w:color w:val="1A1A1A"/>
                 <w:sz w:val="18"/>
                 <w:szCs w:val="18"/>
               </w:rPr>
-              <w:t xml:space="preserve">Step 1</w:t>
-            </w:r>
-            <w:r>
-              <w:rPr>
-                <w:rFonts w:ascii="Avenir Next" w:hAnsi="Avenir Next" w:cs="Avenir Next" w:eastAsia="Avenir Next"/>
-                <w:color w:val="1A1A1A"/>
-                <w:sz w:val="18"/>
-                <w:szCs w:val="18"/>
-              </w:rPr>
               <w:tab/>
             </w:r>
             <w:r>
               <w:rPr>
                 <w:rFonts w:ascii="Avenir Next" w:hAnsi="Avenir Next" w:cs="Avenir Next" w:eastAsia="Avenir Next"/>
                 <w:color w:val="1A1A1A"/>
-                <w:sz w:val="21"/>
+                <w:sz w:val="22"/>
                 <w:szCs w:val="21"/>
               </w:rPr>
               <w:t xml:space="preserve">Write the division: 1/2 ÷ 2/3.</w:t>
@@ -1644,25 +1649,25 @@
                 <w:rFonts w:ascii="Avenir Next" w:hAnsi="Avenir Next" w:cs="Avenir Next" w:eastAsia="Avenir Next"/>
                 <w:b/>
                 <w:color w:val="003A70"/>
+                <w:sz w:val="22"/>
+                <w:szCs w:val="18"/>
+              </w:rPr>
+              <w:t xml:space="preserve">Step 2</w:t>
+            </w:r>
+            <w:r>
+              <w:rPr>
+                <w:rFonts w:ascii="Avenir Next" w:hAnsi="Avenir Next" w:cs="Avenir Next" w:eastAsia="Avenir Next"/>
+                <w:color w:val="1A1A1A"/>
                 <w:sz w:val="18"/>
                 <w:szCs w:val="18"/>
               </w:rPr>
-              <w:t xml:space="preserve">Step 2</w:t>
-            </w:r>
-            <w:r>
-              <w:rPr>
-                <w:rFonts w:ascii="Avenir Next" w:hAnsi="Avenir Next" w:cs="Avenir Next" w:eastAsia="Avenir Next"/>
-                <w:color w:val="1A1A1A"/>
-                <w:sz w:val="18"/>
-                <w:szCs w:val="18"/>
-              </w:rPr>
               <w:tab/>
             </w:r>
             <w:r>
               <w:rPr>
                 <w:rFonts w:ascii="Avenir Next" w:hAnsi="Avenir Next" w:cs="Avenir Next" w:eastAsia="Avenir Next"/>
                 <w:color w:val="1A1A1A"/>
-                <w:sz w:val="21"/>
+                <w:sz w:val="22"/>
                 <w:szCs w:val="21"/>
               </w:rPr>
               <w:t xml:space="preserve">Flip only the second fraction, then multiply.</w:t>
@@ -1739,25 +1744,25 @@
                 <w:rFonts w:ascii="Avenir Next" w:hAnsi="Avenir Next" w:cs="Avenir Next" w:eastAsia="Avenir Next"/>
                 <w:b/>
                 <w:color w:val="1A1A1A"/>
+                <w:sz w:val="22"/>
+                <w:szCs w:val="18"/>
+              </w:rPr>
+              <w:t xml:space="preserve">Answer</w:t>
+            </w:r>
+            <w:r>
+              <w:rPr>
+                <w:rFonts w:ascii="Avenir Next" w:hAnsi="Avenir Next" w:cs="Avenir Next" w:eastAsia="Avenir Next"/>
+                <w:color w:val="1A1A1A"/>
                 <w:sz w:val="18"/>
                 <w:szCs w:val="18"/>
               </w:rPr>
-              <w:t xml:space="preserve">Answer</w:t>
-            </w:r>
-            <w:r>
-              <w:rPr>
-                <w:rFonts w:ascii="Avenir Next" w:hAnsi="Avenir Next" w:cs="Avenir Next" w:eastAsia="Avenir Next"/>
-                <w:color w:val="1A1A1A"/>
-                <w:sz w:val="18"/>
-                <w:szCs w:val="18"/>
-              </w:rPr>
               <w:tab/>
             </w:r>
             <w:r>
               <w:rPr>
                 <w:rFonts w:ascii="Avenir Next" w:hAnsi="Avenir Next" w:cs="Avenir Next" w:eastAsia="Avenir Next"/>
                 <w:color w:val="1A1A1A"/>
-                <w:sz w:val="18"/>
+                <w:sz w:val="22"/>
                 <w:szCs w:val="18"/>
               </w:rPr>
               <w:t xml:space="preserve">  of the recipe</w:t>
@@ -1909,25 +1914,25 @@
                 <w:rFonts w:ascii="Avenir Next" w:hAnsi="Avenir Next" w:cs="Avenir Next" w:eastAsia="Avenir Next"/>
                 <w:b/>
                 <w:color w:val="003A70"/>
+                <w:sz w:val="22"/>
+                <w:szCs w:val="18"/>
+              </w:rPr>
+              <w:t xml:space="preserve">Step 1</w:t>
+            </w:r>
+            <w:r>
+              <w:rPr>
+                <w:rFonts w:ascii="Avenir Next" w:hAnsi="Avenir Next" w:cs="Avenir Next" w:eastAsia="Avenir Next"/>
+                <w:color w:val="1A1A1A"/>
                 <w:sz w:val="18"/>
                 <w:szCs w:val="18"/>
               </w:rPr>
-              <w:t xml:space="preserve">Step 1</w:t>
-            </w:r>
-            <w:r>
-              <w:rPr>
-                <w:rFonts w:ascii="Avenir Next" w:hAnsi="Avenir Next" w:cs="Avenir Next" w:eastAsia="Avenir Next"/>
-                <w:color w:val="1A1A1A"/>
-                <w:sz w:val="18"/>
-                <w:szCs w:val="18"/>
-              </w:rPr>
               <w:tab/>
             </w:r>
             <w:r>
               <w:rPr>
                 <w:rFonts w:ascii="Avenir Next" w:hAnsi="Avenir Next" w:cs="Avenir Next" w:eastAsia="Avenir Next"/>
                 <w:color w:val="1A1A1A"/>
-                <w:sz w:val="21"/>
+                <w:sz w:val="22"/>
                 <w:szCs w:val="21"/>
               </w:rPr>
               <w:t xml:space="preserve">Write 5/6 ÷ 5/12.</w:t>
@@ -1947,25 +1952,25 @@
                 <w:rFonts w:ascii="Avenir Next" w:hAnsi="Avenir Next" w:cs="Avenir Next" w:eastAsia="Avenir Next"/>
                 <w:b/>
                 <w:color w:val="003A70"/>
+                <w:sz w:val="22"/>
+                <w:szCs w:val="18"/>
+              </w:rPr>
+              <w:t xml:space="preserve">Step 2</w:t>
+            </w:r>
+            <w:r>
+              <w:rPr>
+                <w:rFonts w:ascii="Avenir Next" w:hAnsi="Avenir Next" w:cs="Avenir Next" w:eastAsia="Avenir Next"/>
+                <w:color w:val="1A1A1A"/>
                 <w:sz w:val="18"/>
                 <w:szCs w:val="18"/>
               </w:rPr>
-              <w:t xml:space="preserve">Step 2</w:t>
-            </w:r>
-            <w:r>
-              <w:rPr>
-                <w:rFonts w:ascii="Avenir Next" w:hAnsi="Avenir Next" w:cs="Avenir Next" w:eastAsia="Avenir Next"/>
-                <w:color w:val="1A1A1A"/>
-                <w:sz w:val="18"/>
-                <w:szCs w:val="18"/>
-              </w:rPr>
               <w:tab/>
             </w:r>
             <w:r>
               <w:rPr>
                 <w:rFonts w:ascii="Avenir Next" w:hAnsi="Avenir Next" w:cs="Avenir Next" w:eastAsia="Avenir Next"/>
                 <w:color w:val="1A1A1A"/>
-                <w:sz w:val="21"/>
+                <w:sz w:val="22"/>
                 <w:szCs w:val="21"/>
               </w:rPr>
               <w:t xml:space="preserve">Multiply 5/6 by 12/5, then simplify.</w:t>
@@ -1984,25 +1989,25 @@
                 <w:rFonts w:ascii="Avenir Next" w:hAnsi="Avenir Next" w:cs="Avenir Next" w:eastAsia="Avenir Next"/>
                 <w:b/>
                 <w:color w:val="1A1A1A"/>
+                <w:sz w:val="22"/>
+                <w:szCs w:val="18"/>
+              </w:rPr>
+              <w:t xml:space="preserve">Answer</w:t>
+            </w:r>
+            <w:r>
+              <w:rPr>
+                <w:rFonts w:ascii="Avenir Next" w:hAnsi="Avenir Next" w:cs="Avenir Next" w:eastAsia="Avenir Next"/>
+                <w:color w:val="1A1A1A"/>
                 <w:sz w:val="18"/>
                 <w:szCs w:val="18"/>
               </w:rPr>
-              <w:t xml:space="preserve">Answer</w:t>
-            </w:r>
-            <w:r>
-              <w:rPr>
-                <w:rFonts w:ascii="Avenir Next" w:hAnsi="Avenir Next" w:cs="Avenir Next" w:eastAsia="Avenir Next"/>
-                <w:color w:val="1A1A1A"/>
-                <w:sz w:val="18"/>
-                <w:szCs w:val="18"/>
-              </w:rPr>
               <w:tab/>
             </w:r>
             <w:r>
               <w:rPr>
                 <w:rFonts w:ascii="Avenir Next" w:hAnsi="Avenir Next" w:cs="Avenir Next" w:eastAsia="Avenir Next"/>
                 <w:color w:val="1A1A1A"/>
-                <w:sz w:val="18"/>
+                <w:sz w:val="22"/>
                 <w:szCs w:val="18"/>
               </w:rPr>
               <w:t xml:space="preserve">  bookmarks</w:t>
@@ -2113,7 +2118,7 @@
                 <w:rFonts w:ascii="Avenir Next" w:hAnsi="Avenir Next" w:cs="Avenir Next" w:eastAsia="Avenir Next"/>
                 <w:b/>
                 <w:color w:val="003A70"/>
-                <w:sz w:val="17"/>
+                <w:sz w:val="22"/>
                 <w:szCs w:val="17"/>
               </w:rPr>
               <w:t xml:space="preserve">Frame  </w:t>
@@ -2123,10 +2128,30 @@
                 <w:rFonts w:ascii="Avenir Next" w:hAnsi="Avenir Next" w:cs="Avenir Next" w:eastAsia="Avenir Next"/>
                 <w:i/>
                 <w:color w:val="1A1A1A"/>
+                <w:sz w:val="22"/>
+                <w:szCs w:val="18"/>
+              </w:rPr>
+              <w:t xml:space="preserve">Imani forgot to </w:t>
+            </w:r>
+            <w:r>
+              <w:rPr>
+                <w:rFonts w:ascii="Avenir Next" w:hAnsi="Avenir Next" w:cs="Avenir Next" w:eastAsia="Avenir Next"/>
+                <w:color w:val="1A1A1A"/>
                 <w:sz w:val="18"/>
                 <w:szCs w:val="18"/>
-              </w:rPr>
-              <w:t xml:space="preserve">Imani forgot to </w:t>
+                <w:u w:val="single"/>
+              </w:rPr>
+              <w:t xml:space="preserve">      </w:t>
+            </w:r>
+            <w:r>
+              <w:rPr>
+                <w:rFonts w:ascii="Avenir Next" w:hAnsi="Avenir Next" w:cs="Avenir Next" w:eastAsia="Avenir Next"/>
+                <w:i/>
+                <w:color w:val="1A1A1A"/>
+                <w:sz w:val="22"/>
+                <w:szCs w:val="18"/>
+              </w:rPr>
+              <w:t xml:space="preserve"> the second fraction. The correct answer is </w:t>
             </w:r>
             <w:r>
               <w:rPr>
@@ -2143,27 +2168,7 @@
                 <w:rFonts w:ascii="Avenir Next" w:hAnsi="Avenir Next" w:cs="Avenir Next" w:eastAsia="Avenir Next"/>
                 <w:i/>
                 <w:color w:val="1A1A1A"/>
-                <w:sz w:val="18"/>
-                <w:szCs w:val="18"/>
-              </w:rPr>
-              <w:t xml:space="preserve"> the second fraction. The correct answer is </w:t>
-            </w:r>
-            <w:r>
-              <w:rPr>
-                <w:rFonts w:ascii="Avenir Next" w:hAnsi="Avenir Next" w:cs="Avenir Next" w:eastAsia="Avenir Next"/>
-                <w:color w:val="1A1A1A"/>
-                <w:sz w:val="18"/>
-                <w:szCs w:val="18"/>
-                <w:u w:val="single"/>
-              </w:rPr>
-              <w:t xml:space="preserve">      </w:t>
-            </w:r>
-            <w:r>
-              <w:rPr>
-                <w:rFonts w:ascii="Avenir Next" w:hAnsi="Avenir Next" w:cs="Avenir Next" w:eastAsia="Avenir Next"/>
-                <w:i/>
-                <w:color w:val="1A1A1A"/>
-                <w:sz w:val="18"/>
+                <w:sz w:val="22"/>
                 <w:szCs w:val="18"/>
               </w:rPr>
               <w:t xml:space="preserve">.</w:t>
@@ -2312,6 +2317,7 @@
           </w:tcPr>
           <w:p>
             <w:pPr>
+              <w:pStyle w:val="Heading2"/>
               <w:spacing w:before="0" w:after="0" w:line="240" w:lineRule="auto"/>
             </w:pPr>
             <w:r>
@@ -2349,7 +2355,7 @@
               <w:rPr>
                 <w:rFonts w:ascii="Avenir Next" w:hAnsi="Avenir Next" w:cs="Avenir Next" w:eastAsia="Avenir Next"/>
                 <w:color w:val="1A1A1A"/>
-                <w:sz w:val="17"/>
+                <w:sz w:val="22"/>
                 <w:szCs w:val="17"/>
               </w:rPr>
               <w:t xml:space="preserve">  I can do this on my own</w:t>
@@ -2378,7 +2384,7 @@
               <w:rPr>
                 <w:rFonts w:ascii="Avenir Next" w:hAnsi="Avenir Next" w:cs="Avenir Next" w:eastAsia="Avenir Next"/>
                 <w:color w:val="1A1A1A"/>
-                <w:sz w:val="17"/>
+                <w:sz w:val="22"/>
                 <w:szCs w:val="17"/>
               </w:rPr>
               <w:t xml:space="preserve">  I need a little help</w:t>
@@ -2407,7 +2413,7 @@
               <w:rPr>
                 <w:rFonts w:ascii="Avenir Next" w:hAnsi="Avenir Next" w:cs="Avenir Next" w:eastAsia="Avenir Next"/>
                 <w:color w:val="1A1A1A"/>
-                <w:sz w:val="17"/>
+                <w:sz w:val="22"/>
                 <w:szCs w:val="17"/>
               </w:rPr>
               <w:t xml:space="preserve">  I have a question about #</w:t>
@@ -2445,7 +2451,7 @@
         <w:rPr>
           <w:rFonts w:ascii="Avenir Next" w:hAnsi="Avenir Next" w:cs="Avenir Next" w:eastAsia="Avenir Next"/>
           <w:color w:val="5A5F66"/>
-          <w:sz w:val="17"/>
+          <w:sz w:val="22"/>
           <w:szCs w:val="17"/>
         </w:rPr>
         <w:t xml:space="preserve">With a measuring cup, show someone at home how many 1/4-cup scoops are in 3/4 cup.</w:t>
@@ -2528,14 +2534,15 @@
           <w:caps/>
           <w:color w:val="003A70"/>
           <w:spacing w:val="12"/>
-          <w:sz w:val="21"/>
+          <w:sz w:val="22"/>
           <w:szCs w:val="21"/>
         </w:rPr>
-        <w:t xml:space="preserve">Lesson 6-2  ·  Homework Packet  ·  Level 1  ·  Sheet 2 of 2</w:t>
+        <w:t xml:space="preserve">Lesson 6-2  ·  Homework Packet  ·  Supported  ·  Session 2 · pages 3–4</w:t>
       </w:r>
     </w:p>
     <w:p>
       <w:pPr>
+        <w:pStyle w:val="Heading1"/>
         <w:keepNext/>
         <w:spacing w:before="0" w:after="10" w:line="240" w:lineRule="auto"/>
       </w:pPr>
@@ -2561,7 +2568,7 @@
         <w:rPr>
           <w:rFonts w:ascii="Avenir Next" w:hAnsi="Avenir Next" w:cs="Avenir Next" w:eastAsia="Avenir Next"/>
           <w:color w:val="5A5F66"/>
-          <w:sz w:val="17"/>
+          <w:sz w:val="22"/>
           <w:szCs w:val="17"/>
         </w:rPr>
         <w:t xml:space="preserve">Maryland Standard 6.NS.A.1   ·   Learning target — I can divide mixed numbers by writing them as improper fractions first.</w:t>
@@ -2608,6 +2615,7 @@
           </w:tcPr>
           <w:p>
             <w:pPr>
+              <w:pStyle w:val="Heading2"/>
               <w:spacing w:before="0" w:after="40" w:line="264" w:lineRule="auto"/>
             </w:pPr>
             <w:r>
@@ -2635,25 +2643,25 @@
                 <w:rFonts w:ascii="Avenir Next" w:hAnsi="Avenir Next" w:cs="Avenir Next" w:eastAsia="Avenir Next"/>
                 <w:b/>
                 <w:color w:val="003A70"/>
+                <w:sz w:val="22"/>
+                <w:szCs w:val="18"/>
+              </w:rPr>
+              <w:t xml:space="preserve">•</w:t>
+            </w:r>
+            <w:r>
+              <w:rPr>
+                <w:rFonts w:ascii="Avenir Next" w:hAnsi="Avenir Next" w:cs="Avenir Next" w:eastAsia="Avenir Next"/>
+                <w:color w:val="1A1A1A"/>
                 <w:sz w:val="18"/>
                 <w:szCs w:val="18"/>
               </w:rPr>
-              <w:t xml:space="preserve">•</w:t>
-            </w:r>
-            <w:r>
-              <w:rPr>
-                <w:rFonts w:ascii="Avenir Next" w:hAnsi="Avenir Next" w:cs="Avenir Next" w:eastAsia="Avenir Next"/>
-                <w:color w:val="1A1A1A"/>
-                <w:sz w:val="18"/>
-                <w:szCs w:val="18"/>
-              </w:rPr>
               <w:tab/>
             </w:r>
             <w:r>
               <w:rPr>
                 <w:rFonts w:ascii="Avenir Next" w:hAnsi="Avenir Next" w:cs="Avenir Next" w:eastAsia="Avenir Next"/>
                 <w:color w:val="1A1A1A"/>
-                <w:sz w:val="18"/>
+                <w:sz w:val="22"/>
                 <w:szCs w:val="18"/>
               </w:rPr>
               <w:t xml:space="preserve">Write each mixed number as an </w:t>
@@ -2663,7 +2671,7 @@
                 <w:rFonts w:ascii="Avenir Next" w:hAnsi="Avenir Next" w:cs="Avenir Next" w:eastAsia="Avenir Next"/>
                 <w:b/>
                 <w:color w:val="1A1A1A"/>
-                <w:sz w:val="18"/>
+                <w:sz w:val="22"/>
                 <w:szCs w:val="18"/>
               </w:rPr>
               <w:t xml:space="preserve">improper fraction</w:t>
@@ -2672,7 +2680,7 @@
               <w:rPr>
                 <w:rFonts w:ascii="Avenir Next" w:hAnsi="Avenir Next" w:cs="Avenir Next" w:eastAsia="Avenir Next"/>
                 <w:color w:val="1A1A1A"/>
-                <w:sz w:val="18"/>
+                <w:sz w:val="22"/>
                 <w:szCs w:val="18"/>
               </w:rPr>
               <w:t xml:space="preserve">: 2 3/4 = 11/4.</w:t>
@@ -2691,25 +2699,25 @@
                 <w:rFonts w:ascii="Avenir Next" w:hAnsi="Avenir Next" w:cs="Avenir Next" w:eastAsia="Avenir Next"/>
                 <w:b/>
                 <w:color w:val="003A70"/>
+                <w:sz w:val="22"/>
+                <w:szCs w:val="18"/>
+              </w:rPr>
+              <w:t xml:space="preserve">•</w:t>
+            </w:r>
+            <w:r>
+              <w:rPr>
+                <w:rFonts w:ascii="Avenir Next" w:hAnsi="Avenir Next" w:cs="Avenir Next" w:eastAsia="Avenir Next"/>
+                <w:color w:val="1A1A1A"/>
                 <w:sz w:val="18"/>
                 <w:szCs w:val="18"/>
               </w:rPr>
-              <w:t xml:space="preserve">•</w:t>
-            </w:r>
-            <w:r>
-              <w:rPr>
-                <w:rFonts w:ascii="Avenir Next" w:hAnsi="Avenir Next" w:cs="Avenir Next" w:eastAsia="Avenir Next"/>
-                <w:color w:val="1A1A1A"/>
-                <w:sz w:val="18"/>
-                <w:szCs w:val="18"/>
-              </w:rPr>
               <w:tab/>
             </w:r>
             <w:r>
               <w:rPr>
                 <w:rFonts w:ascii="Avenir Next" w:hAnsi="Avenir Next" w:cs="Avenir Next" w:eastAsia="Avenir Next"/>
                 <w:color w:val="1A1A1A"/>
-                <w:sz w:val="18"/>
+                <w:sz w:val="22"/>
                 <w:szCs w:val="18"/>
               </w:rPr>
               <w:t xml:space="preserve">Then multiply by the </w:t>
@@ -2719,7 +2727,7 @@
                 <w:rFonts w:ascii="Avenir Next" w:hAnsi="Avenir Next" w:cs="Avenir Next" w:eastAsia="Avenir Next"/>
                 <w:b/>
                 <w:color w:val="1A1A1A"/>
-                <w:sz w:val="18"/>
+                <w:sz w:val="22"/>
                 <w:szCs w:val="18"/>
               </w:rPr>
               <w:t xml:space="preserve">reciprocal</w:t>
@@ -2728,7 +2736,7 @@
               <w:rPr>
                 <w:rFonts w:ascii="Avenir Next" w:hAnsi="Avenir Next" w:cs="Avenir Next" w:eastAsia="Avenir Next"/>
                 <w:color w:val="1A1A1A"/>
-                <w:sz w:val="18"/>
+                <w:sz w:val="22"/>
                 <w:szCs w:val="18"/>
               </w:rPr>
               <w:t xml:space="preserve"> of the divisor.</w:t>
@@ -2747,25 +2755,25 @@
                 <w:rFonts w:ascii="Avenir Next" w:hAnsi="Avenir Next" w:cs="Avenir Next" w:eastAsia="Avenir Next"/>
                 <w:b/>
                 <w:color w:val="003A70"/>
+                <w:sz w:val="22"/>
+                <w:szCs w:val="18"/>
+              </w:rPr>
+              <w:t xml:space="preserve">•</w:t>
+            </w:r>
+            <w:r>
+              <w:rPr>
+                <w:rFonts w:ascii="Avenir Next" w:hAnsi="Avenir Next" w:cs="Avenir Next" w:eastAsia="Avenir Next"/>
+                <w:color w:val="1A1A1A"/>
                 <w:sz w:val="18"/>
                 <w:szCs w:val="18"/>
               </w:rPr>
-              <w:t xml:space="preserve">•</w:t>
-            </w:r>
-            <w:r>
-              <w:rPr>
-                <w:rFonts w:ascii="Avenir Next" w:hAnsi="Avenir Next" w:cs="Avenir Next" w:eastAsia="Avenir Next"/>
-                <w:color w:val="1A1A1A"/>
-                <w:sz w:val="18"/>
-                <w:szCs w:val="18"/>
-              </w:rPr>
               <w:tab/>
             </w:r>
             <w:r>
               <w:rPr>
                 <w:rFonts w:ascii="Avenir Next" w:hAnsi="Avenir Next" w:cs="Avenir Next" w:eastAsia="Avenir Next"/>
                 <w:color w:val="1A1A1A"/>
-                <w:sz w:val="18"/>
+                <w:sz w:val="22"/>
                 <w:szCs w:val="18"/>
               </w:rPr>
               <w:t xml:space="preserve">Simplify. Write an improper answer as a mixed number.</w:t>
@@ -2780,6 +2788,7 @@
           </w:tcPr>
           <w:p>
             <w:pPr>
+              <w:pStyle w:val="Heading2"/>
               <w:spacing w:before="0" w:after="40" w:line="264" w:lineRule="auto"/>
             </w:pPr>
             <w:r>
@@ -2802,7 +2811,7 @@
               <w:rPr>
                 <w:rFonts w:ascii="Avenir Next" w:hAnsi="Avenir Next" w:cs="Avenir Next" w:eastAsia="Avenir Next"/>
                 <w:color w:val="1A1A1A"/>
-                <w:sz w:val="17"/>
+                <w:sz w:val="22"/>
                 <w:szCs w:val="17"/>
               </w:rPr>
               <w:t xml:space="preserve">A board is 5 1/4 feet long. How many 3/4-foot pieces can be cut?</w:t>
@@ -2821,25 +2830,25 @@
                 <w:rFonts w:ascii="Avenir Next" w:hAnsi="Avenir Next" w:cs="Avenir Next" w:eastAsia="Avenir Next"/>
                 <w:b/>
                 <w:color w:val="003A70"/>
+                <w:sz w:val="22"/>
+                <w:szCs w:val="17"/>
+              </w:rPr>
+              <w:t xml:space="preserve">Step 1</w:t>
+            </w:r>
+            <w:r>
+              <w:rPr>
+                <w:rFonts w:ascii="Avenir Next" w:hAnsi="Avenir Next" w:cs="Avenir Next" w:eastAsia="Avenir Next"/>
+                <w:color w:val="1A1A1A"/>
                 <w:sz w:val="17"/>
                 <w:szCs w:val="17"/>
               </w:rPr>
-              <w:t xml:space="preserve">Step 1</w:t>
-            </w:r>
-            <w:r>
-              <w:rPr>
-                <w:rFonts w:ascii="Avenir Next" w:hAnsi="Avenir Next" w:cs="Avenir Next" w:eastAsia="Avenir Next"/>
-                <w:color w:val="1A1A1A"/>
-                <w:sz w:val="17"/>
-                <w:szCs w:val="17"/>
-              </w:rPr>
               <w:tab/>
             </w:r>
             <w:r>
               <w:rPr>
                 <w:rFonts w:ascii="Avenir Next" w:hAnsi="Avenir Next" w:cs="Avenir Next" w:eastAsia="Avenir Next"/>
                 <w:color w:val="1A1A1A"/>
-                <w:sz w:val="17"/>
+                <w:sz w:val="22"/>
                 <w:szCs w:val="17"/>
               </w:rPr>
               <w:t xml:space="preserve">5 1/4 = 21/4, so 21/4 ÷ 3/4 = 21/4 × 4/3</w:t>
@@ -2858,25 +2867,25 @@
                 <w:rFonts w:ascii="Avenir Next" w:hAnsi="Avenir Next" w:cs="Avenir Next" w:eastAsia="Avenir Next"/>
                 <w:b/>
                 <w:color w:val="003A70"/>
+                <w:sz w:val="22"/>
+                <w:szCs w:val="17"/>
+              </w:rPr>
+              <w:t xml:space="preserve">Step 2</w:t>
+            </w:r>
+            <w:r>
+              <w:rPr>
+                <w:rFonts w:ascii="Avenir Next" w:hAnsi="Avenir Next" w:cs="Avenir Next" w:eastAsia="Avenir Next"/>
+                <w:color w:val="1A1A1A"/>
                 <w:sz w:val="17"/>
                 <w:szCs w:val="17"/>
               </w:rPr>
-              <w:t xml:space="preserve">Step 2</w:t>
-            </w:r>
-            <w:r>
-              <w:rPr>
-                <w:rFonts w:ascii="Avenir Next" w:hAnsi="Avenir Next" w:cs="Avenir Next" w:eastAsia="Avenir Next"/>
-                <w:color w:val="1A1A1A"/>
-                <w:sz w:val="17"/>
-                <w:szCs w:val="17"/>
-              </w:rPr>
               <w:tab/>
             </w:r>
             <w:r>
               <w:rPr>
                 <w:rFonts w:ascii="Avenir Next" w:hAnsi="Avenir Next" w:cs="Avenir Next" w:eastAsia="Avenir Next"/>
                 <w:color w:val="1A1A1A"/>
-                <w:sz w:val="17"/>
+                <w:sz w:val="22"/>
                 <w:szCs w:val="17"/>
               </w:rPr>
               <w:t xml:space="preserve">Multiply and simplify: 84/12 = 7</w:t>
@@ -2895,18 +2904,18 @@
                 <w:rFonts w:ascii="Avenir Next" w:hAnsi="Avenir Next" w:cs="Avenir Next" w:eastAsia="Avenir Next"/>
                 <w:b/>
                 <w:color w:val="1A1A1A"/>
+                <w:sz w:val="22"/>
+                <w:szCs w:val="17"/>
+              </w:rPr>
+              <w:t xml:space="preserve">Answer</w:t>
+            </w:r>
+            <w:r>
+              <w:rPr>
+                <w:rFonts w:ascii="Avenir Next" w:hAnsi="Avenir Next" w:cs="Avenir Next" w:eastAsia="Avenir Next"/>
+                <w:color w:val="1A1A1A"/>
                 <w:sz w:val="17"/>
                 <w:szCs w:val="17"/>
               </w:rPr>
-              <w:t xml:space="preserve">Answer</w:t>
-            </w:r>
-            <w:r>
-              <w:rPr>
-                <w:rFonts w:ascii="Avenir Next" w:hAnsi="Avenir Next" w:cs="Avenir Next" w:eastAsia="Avenir Next"/>
-                <w:color w:val="1A1A1A"/>
-                <w:sz w:val="17"/>
-                <w:szCs w:val="17"/>
-              </w:rPr>
               <w:tab/>
             </w:r>
             <w:r>
@@ -2914,7 +2923,7 @@
                 <w:rFonts w:ascii="Avenir Next" w:hAnsi="Avenir Next" w:cs="Avenir Next" w:eastAsia="Avenir Next"/>
                 <w:b/>
                 <w:color w:val="1A1A1A"/>
-                <w:sz w:val="17"/>
+                <w:sz w:val="22"/>
                 <w:szCs w:val="17"/>
               </w:rPr>
               <w:t xml:space="preserve">7 pieces</w:t>
@@ -2964,6 +2973,7 @@
           </w:tcPr>
           <w:p>
             <w:pPr>
+              <w:pStyle w:val="Heading2"/>
               <w:spacing w:before="0" w:after="40" w:line="264" w:lineRule="auto"/>
             </w:pPr>
             <w:r>
@@ -2987,7 +2997,7 @@
                 <w:rFonts w:ascii="Avenir Next" w:hAnsi="Avenir Next" w:cs="Avenir Next" w:eastAsia="Avenir Next"/>
                 <w:b/>
                 <w:color w:val="1A1A1A"/>
-                <w:sz w:val="21"/>
+                <w:sz w:val="22"/>
                 <w:szCs w:val="21"/>
               </w:rPr>
               <w:t xml:space="preserve">mixed number</w:t>
@@ -2996,7 +3006,7 @@
               <w:rPr>
                 <w:rFonts w:ascii="Avenir Next" w:hAnsi="Avenir Next" w:cs="Avenir Next" w:eastAsia="Avenir Next"/>
                 <w:color w:val="5A5F66"/>
-                <w:sz w:val="21"/>
+                <w:sz w:val="22"/>
                 <w:szCs w:val="21"/>
               </w:rPr>
               <w:t xml:space="preserve"> — </w:t>
@@ -3005,7 +3015,7 @@
               <w:rPr>
                 <w:rFonts w:ascii="Avenir Next" w:hAnsi="Avenir Next" w:cs="Avenir Next" w:eastAsia="Avenir Next"/>
                 <w:color w:val="1A1A1A"/>
-                <w:sz w:val="21"/>
+                <w:sz w:val="22"/>
                 <w:szCs w:val="21"/>
               </w:rPr>
               <w:t xml:space="preserve">a whole number and a fraction, like 2 3/4</w:t>
@@ -3020,7 +3030,7 @@
                 <w:rFonts w:ascii="Avenir Next" w:hAnsi="Avenir Next" w:cs="Avenir Next" w:eastAsia="Avenir Next"/>
                 <w:b/>
                 <w:color w:val="1A1A1A"/>
-                <w:sz w:val="21"/>
+                <w:sz w:val="22"/>
                 <w:szCs w:val="21"/>
               </w:rPr>
               <w:t xml:space="preserve">improper fraction</w:t>
@@ -3029,7 +3039,7 @@
               <w:rPr>
                 <w:rFonts w:ascii="Avenir Next" w:hAnsi="Avenir Next" w:cs="Avenir Next" w:eastAsia="Avenir Next"/>
                 <w:color w:val="5A5F66"/>
-                <w:sz w:val="21"/>
+                <w:sz w:val="22"/>
                 <w:szCs w:val="21"/>
               </w:rPr>
               <w:t xml:space="preserve"> — </w:t>
@@ -3038,7 +3048,7 @@
               <w:rPr>
                 <w:rFonts w:ascii="Avenir Next" w:hAnsi="Avenir Next" w:cs="Avenir Next" w:eastAsia="Avenir Next"/>
                 <w:color w:val="1A1A1A"/>
-                <w:sz w:val="21"/>
+                <w:sz w:val="22"/>
                 <w:szCs w:val="21"/>
               </w:rPr>
               <w:t xml:space="preserve">top number is bigger, like 11/4</w:t>
@@ -3064,7 +3074,7 @@
                 <w:rFonts w:ascii="Avenir Next" w:hAnsi="Avenir Next" w:cs="Avenir Next" w:eastAsia="Avenir Next"/>
                 <w:b/>
                 <w:color w:val="1A1A1A"/>
-                <w:sz w:val="21"/>
+                <w:sz w:val="22"/>
                 <w:szCs w:val="21"/>
               </w:rPr>
               <w:t xml:space="preserve">reciprocal</w:t>
@@ -3073,7 +3083,7 @@
               <w:rPr>
                 <w:rFonts w:ascii="Avenir Next" w:hAnsi="Avenir Next" w:cs="Avenir Next" w:eastAsia="Avenir Next"/>
                 <w:color w:val="5A5F66"/>
-                <w:sz w:val="21"/>
+                <w:sz w:val="22"/>
                 <w:szCs w:val="21"/>
               </w:rPr>
               <w:t xml:space="preserve"> — </w:t>
@@ -3082,7 +3092,7 @@
               <w:rPr>
                 <w:rFonts w:ascii="Avenir Next" w:hAnsi="Avenir Next" w:cs="Avenir Next" w:eastAsia="Avenir Next"/>
                 <w:color w:val="1A1A1A"/>
-                <w:sz w:val="21"/>
+                <w:sz w:val="22"/>
                 <w:szCs w:val="21"/>
               </w:rPr>
               <w:t xml:space="preserve">the flipped fraction: 3/4 becomes 4/3</w:t>
@@ -3093,6 +3103,7 @@
     </w:tbl>
     <w:p>
       <w:pPr>
+        <w:pStyle w:val="Heading2"/>
         <w:keepNext/>
         <w:pBdr>
           <w:bottom w:val="single" w:sz="8" w:space="3" w:color="003A70"/>
@@ -3108,7 +3119,7 @@
           <w:b/>
           <w:color w:val="003A70"/>
           <w:spacing w:val="14"/>
-          <w:sz w:val="21"/>
+          <w:sz w:val="22"/>
           <w:szCs w:val="21"/>
         </w:rPr>
         <w:t xml:space="preserve">PRACTICE</w:t>
@@ -3127,7 +3138,7 @@
           <w:rFonts w:ascii="Avenir Next" w:hAnsi="Avenir Next" w:cs="Avenir Next" w:eastAsia="Avenir Next"/>
           <w:i/>
           <w:color w:val="5A5F66"/>
-          <w:sz w:val="17"/>
+          <w:sz w:val="22"/>
           <w:szCs w:val="17"/>
         </w:rPr>
         <w:t xml:space="preserve">show your work · label units</w:t>
@@ -3724,25 +3735,25 @@
                 <w:rFonts w:ascii="Avenir Next" w:hAnsi="Avenir Next" w:cs="Avenir Next" w:eastAsia="Avenir Next"/>
                 <w:b/>
                 <w:color w:val="003A70"/>
+                <w:sz w:val="22"/>
+                <w:szCs w:val="18"/>
+              </w:rPr>
+              <w:t xml:space="preserve">Step 1</w:t>
+            </w:r>
+            <w:r>
+              <w:rPr>
+                <w:rFonts w:ascii="Avenir Next" w:hAnsi="Avenir Next" w:cs="Avenir Next" w:eastAsia="Avenir Next"/>
+                <w:color w:val="1A1A1A"/>
                 <w:sz w:val="18"/>
                 <w:szCs w:val="18"/>
               </w:rPr>
-              <w:t xml:space="preserve">Step 1</w:t>
-            </w:r>
-            <w:r>
-              <w:rPr>
-                <w:rFonts w:ascii="Avenir Next" w:hAnsi="Avenir Next" w:cs="Avenir Next" w:eastAsia="Avenir Next"/>
-                <w:color w:val="1A1A1A"/>
-                <w:sz w:val="18"/>
-                <w:szCs w:val="18"/>
-              </w:rPr>
               <w:tab/>
             </w:r>
             <w:r>
               <w:rPr>
                 <w:rFonts w:ascii="Avenir Next" w:hAnsi="Avenir Next" w:cs="Avenir Next" w:eastAsia="Avenir Next"/>
                 <w:color w:val="1A1A1A"/>
-                <w:sz w:val="21"/>
+                <w:sz w:val="22"/>
                 <w:szCs w:val="21"/>
               </w:rPr>
               <w:t xml:space="preserve">Multiply the whole number by the bottom number.</w:t>
@@ -3762,25 +3773,25 @@
                 <w:rFonts w:ascii="Avenir Next" w:hAnsi="Avenir Next" w:cs="Avenir Next" w:eastAsia="Avenir Next"/>
                 <w:b/>
                 <w:color w:val="003A70"/>
+                <w:sz w:val="22"/>
+                <w:szCs w:val="18"/>
+              </w:rPr>
+              <w:t xml:space="preserve">Step 2</w:t>
+            </w:r>
+            <w:r>
+              <w:rPr>
+                <w:rFonts w:ascii="Avenir Next" w:hAnsi="Avenir Next" w:cs="Avenir Next" w:eastAsia="Avenir Next"/>
+                <w:color w:val="1A1A1A"/>
                 <w:sz w:val="18"/>
                 <w:szCs w:val="18"/>
               </w:rPr>
-              <w:t xml:space="preserve">Step 2</w:t>
-            </w:r>
-            <w:r>
-              <w:rPr>
-                <w:rFonts w:ascii="Avenir Next" w:hAnsi="Avenir Next" w:cs="Avenir Next" w:eastAsia="Avenir Next"/>
-                <w:color w:val="1A1A1A"/>
-                <w:sz w:val="18"/>
-                <w:szCs w:val="18"/>
-              </w:rPr>
               <w:tab/>
             </w:r>
             <w:r>
               <w:rPr>
                 <w:rFonts w:ascii="Avenir Next" w:hAnsi="Avenir Next" w:cs="Avenir Next" w:eastAsia="Avenir Next"/>
                 <w:color w:val="1A1A1A"/>
-                <w:sz w:val="21"/>
+                <w:sz w:val="22"/>
                 <w:szCs w:val="21"/>
               </w:rPr>
               <w:t xml:space="preserve">Add the top number. Keep the bottom number.</w:t>
@@ -4132,25 +4143,25 @@
                 <w:rFonts w:ascii="Avenir Next" w:hAnsi="Avenir Next" w:cs="Avenir Next" w:eastAsia="Avenir Next"/>
                 <w:b/>
                 <w:color w:val="003A70"/>
+                <w:sz w:val="22"/>
+                <w:szCs w:val="18"/>
+              </w:rPr>
+              <w:t xml:space="preserve">Step 1</w:t>
+            </w:r>
+            <w:r>
+              <w:rPr>
+                <w:rFonts w:ascii="Avenir Next" w:hAnsi="Avenir Next" w:cs="Avenir Next" w:eastAsia="Avenir Next"/>
+                <w:color w:val="1A1A1A"/>
                 <w:sz w:val="18"/>
                 <w:szCs w:val="18"/>
               </w:rPr>
-              <w:t xml:space="preserve">Step 1</w:t>
-            </w:r>
-            <w:r>
-              <w:rPr>
-                <w:rFonts w:ascii="Avenir Next" w:hAnsi="Avenir Next" w:cs="Avenir Next" w:eastAsia="Avenir Next"/>
-                <w:color w:val="1A1A1A"/>
-                <w:sz w:val="18"/>
-                <w:szCs w:val="18"/>
-              </w:rPr>
               <w:tab/>
             </w:r>
             <w:r>
               <w:rPr>
                 <w:rFonts w:ascii="Avenir Next" w:hAnsi="Avenir Next" w:cs="Avenir Next" w:eastAsia="Avenir Next"/>
                 <w:color w:val="1A1A1A"/>
-                <w:sz w:val="21"/>
+                <w:sz w:val="22"/>
                 <w:szCs w:val="21"/>
               </w:rPr>
               <w:t xml:space="preserve">Change both mixed numbers to improper fractions.</w:t>
@@ -4170,25 +4181,25 @@
                 <w:rFonts w:ascii="Avenir Next" w:hAnsi="Avenir Next" w:cs="Avenir Next" w:eastAsia="Avenir Next"/>
                 <w:b/>
                 <w:color w:val="003A70"/>
+                <w:sz w:val="22"/>
+                <w:szCs w:val="18"/>
+              </w:rPr>
+              <w:t xml:space="preserve">Step 2</w:t>
+            </w:r>
+            <w:r>
+              <w:rPr>
+                <w:rFonts w:ascii="Avenir Next" w:hAnsi="Avenir Next" w:cs="Avenir Next" w:eastAsia="Avenir Next"/>
+                <w:color w:val="1A1A1A"/>
                 <w:sz w:val="18"/>
                 <w:szCs w:val="18"/>
               </w:rPr>
-              <w:t xml:space="preserve">Step 2</w:t>
-            </w:r>
-            <w:r>
-              <w:rPr>
-                <w:rFonts w:ascii="Avenir Next" w:hAnsi="Avenir Next" w:cs="Avenir Next" w:eastAsia="Avenir Next"/>
-                <w:color w:val="1A1A1A"/>
-                <w:sz w:val="18"/>
-                <w:szCs w:val="18"/>
-              </w:rPr>
               <w:tab/>
             </w:r>
             <w:r>
               <w:rPr>
                 <w:rFonts w:ascii="Avenir Next" w:hAnsi="Avenir Next" w:cs="Avenir Next" w:eastAsia="Avenir Next"/>
                 <w:color w:val="1A1A1A"/>
-                <w:sz w:val="21"/>
+                <w:sz w:val="22"/>
                 <w:szCs w:val="21"/>
               </w:rPr>
               <w:t xml:space="preserve">Divide. Only whole bowls count.</w:t>
@@ -4208,25 +4219,25 @@
                 <w:rFonts w:ascii="Avenir Next" w:hAnsi="Avenir Next" w:cs="Avenir Next" w:eastAsia="Avenir Next"/>
                 <w:b/>
                 <w:color w:val="003A70"/>
+                <w:sz w:val="22"/>
+                <w:szCs w:val="18"/>
+              </w:rPr>
+              <w:t xml:space="preserve">Step 3</w:t>
+            </w:r>
+            <w:r>
+              <w:rPr>
+                <w:rFonts w:ascii="Avenir Next" w:hAnsi="Avenir Next" w:cs="Avenir Next" w:eastAsia="Avenir Next"/>
+                <w:color w:val="1A1A1A"/>
                 <w:sz w:val="18"/>
                 <w:szCs w:val="18"/>
               </w:rPr>
-              <w:t xml:space="preserve">Step 3</w:t>
-            </w:r>
-            <w:r>
-              <w:rPr>
-                <w:rFonts w:ascii="Avenir Next" w:hAnsi="Avenir Next" w:cs="Avenir Next" w:eastAsia="Avenir Next"/>
-                <w:color w:val="1A1A1A"/>
-                <w:sz w:val="18"/>
-                <w:szCs w:val="18"/>
-              </w:rPr>
               <w:tab/>
             </w:r>
             <w:r>
               <w:rPr>
                 <w:rFonts w:ascii="Avenir Next" w:hAnsi="Avenir Next" w:cs="Avenir Next" w:eastAsia="Avenir Next"/>
                 <w:color w:val="1A1A1A"/>
-                <w:sz w:val="21"/>
+                <w:sz w:val="22"/>
                 <w:szCs w:val="21"/>
               </w:rPr>
               <w:t xml:space="preserve">Subtract to find what is left.</w:t>
@@ -4303,7 +4314,7 @@
                 <w:rFonts w:ascii="Avenir Next" w:hAnsi="Avenir Next" w:cs="Avenir Next" w:eastAsia="Avenir Next"/>
                 <w:b/>
                 <w:color w:val="1A1A1A"/>
-                <w:sz w:val="18"/>
+                <w:sz w:val="22"/>
                 <w:szCs w:val="18"/>
               </w:rPr>
               <w:t xml:space="preserve">Answer</w:t>
@@ -4426,25 +4437,25 @@
                 <w:rFonts w:ascii="Avenir Next" w:hAnsi="Avenir Next" w:cs="Avenir Next" w:eastAsia="Avenir Next"/>
                 <w:b/>
                 <w:color w:val="003A70"/>
+                <w:sz w:val="22"/>
+                <w:szCs w:val="18"/>
+              </w:rPr>
+              <w:t xml:space="preserve">Step 1</w:t>
+            </w:r>
+            <w:r>
+              <w:rPr>
+                <w:rFonts w:ascii="Avenir Next" w:hAnsi="Avenir Next" w:cs="Avenir Next" w:eastAsia="Avenir Next"/>
+                <w:color w:val="1A1A1A"/>
                 <w:sz w:val="18"/>
                 <w:szCs w:val="18"/>
               </w:rPr>
-              <w:t xml:space="preserve">Step 1</w:t>
-            </w:r>
-            <w:r>
-              <w:rPr>
-                <w:rFonts w:ascii="Avenir Next" w:hAnsi="Avenir Next" w:cs="Avenir Next" w:eastAsia="Avenir Next"/>
-                <w:color w:val="1A1A1A"/>
-                <w:sz w:val="18"/>
-                <w:szCs w:val="18"/>
-              </w:rPr>
               <w:tab/>
             </w:r>
             <w:r>
               <w:rPr>
                 <w:rFonts w:ascii="Avenir Next" w:hAnsi="Avenir Next" w:cs="Avenir Next" w:eastAsia="Avenir Next"/>
                 <w:color w:val="1A1A1A"/>
-                <w:sz w:val="21"/>
+                <w:sz w:val="22"/>
                 <w:szCs w:val="21"/>
               </w:rPr>
               <w:t xml:space="preserve">Write 7 1/2 = 15/2 and 1 1/4 = 5/4.</w:t>
@@ -4464,25 +4475,25 @@
                 <w:rFonts w:ascii="Avenir Next" w:hAnsi="Avenir Next" w:cs="Avenir Next" w:eastAsia="Avenir Next"/>
                 <w:b/>
                 <w:color w:val="003A70"/>
+                <w:sz w:val="22"/>
+                <w:szCs w:val="18"/>
+              </w:rPr>
+              <w:t xml:space="preserve">Step 2</w:t>
+            </w:r>
+            <w:r>
+              <w:rPr>
+                <w:rFonts w:ascii="Avenir Next" w:hAnsi="Avenir Next" w:cs="Avenir Next" w:eastAsia="Avenir Next"/>
+                <w:color w:val="1A1A1A"/>
                 <w:sz w:val="18"/>
                 <w:szCs w:val="18"/>
               </w:rPr>
-              <w:t xml:space="preserve">Step 2</w:t>
-            </w:r>
-            <w:r>
-              <w:rPr>
-                <w:rFonts w:ascii="Avenir Next" w:hAnsi="Avenir Next" w:cs="Avenir Next" w:eastAsia="Avenir Next"/>
-                <w:color w:val="1A1A1A"/>
-                <w:sz w:val="18"/>
-                <w:szCs w:val="18"/>
-              </w:rPr>
               <w:tab/>
             </w:r>
             <w:r>
               <w:rPr>
                 <w:rFonts w:ascii="Avenir Next" w:hAnsi="Avenir Next" w:cs="Avenir Next" w:eastAsia="Avenir Next"/>
                 <w:color w:val="1A1A1A"/>
-                <w:sz w:val="21"/>
+                <w:sz w:val="22"/>
                 <w:szCs w:val="21"/>
               </w:rPr>
               <w:t xml:space="preserve">Multiply 15/2 by 4/5, then simplify.</w:t>
@@ -4501,25 +4512,25 @@
                 <w:rFonts w:ascii="Avenir Next" w:hAnsi="Avenir Next" w:cs="Avenir Next" w:eastAsia="Avenir Next"/>
                 <w:b/>
                 <w:color w:val="1A1A1A"/>
+                <w:sz w:val="22"/>
+                <w:szCs w:val="18"/>
+              </w:rPr>
+              <w:t xml:space="preserve">Answer</w:t>
+            </w:r>
+            <w:r>
+              <w:rPr>
+                <w:rFonts w:ascii="Avenir Next" w:hAnsi="Avenir Next" w:cs="Avenir Next" w:eastAsia="Avenir Next"/>
+                <w:color w:val="1A1A1A"/>
                 <w:sz w:val="18"/>
                 <w:szCs w:val="18"/>
               </w:rPr>
-              <w:t xml:space="preserve">Answer</w:t>
-            </w:r>
-            <w:r>
-              <w:rPr>
-                <w:rFonts w:ascii="Avenir Next" w:hAnsi="Avenir Next" w:cs="Avenir Next" w:eastAsia="Avenir Next"/>
-                <w:color w:val="1A1A1A"/>
-                <w:sz w:val="18"/>
-                <w:szCs w:val="18"/>
-              </w:rPr>
               <w:tab/>
             </w:r>
             <w:r>
               <w:rPr>
                 <w:rFonts w:ascii="Avenir Next" w:hAnsi="Avenir Next" w:cs="Avenir Next" w:eastAsia="Avenir Next"/>
                 <w:color w:val="1A1A1A"/>
-                <w:sz w:val="18"/>
+                <w:sz w:val="22"/>
                 <w:szCs w:val="18"/>
               </w:rPr>
               <w:t xml:space="preserve">  hours</w:t>
@@ -4630,7 +4641,7 @@
                 <w:rFonts w:ascii="Avenir Next" w:hAnsi="Avenir Next" w:cs="Avenir Next" w:eastAsia="Avenir Next"/>
                 <w:b/>
                 <w:color w:val="003A70"/>
-                <w:sz w:val="17"/>
+                <w:sz w:val="22"/>
                 <w:szCs w:val="17"/>
               </w:rPr>
               <w:t xml:space="preserve">Frame  </w:t>
@@ -4640,10 +4651,30 @@
                 <w:rFonts w:ascii="Avenir Next" w:hAnsi="Avenir Next" w:cs="Avenir Next" w:eastAsia="Avenir Next"/>
                 <w:i/>
                 <w:color w:val="1A1A1A"/>
+                <w:sz w:val="22"/>
+                <w:szCs w:val="18"/>
+              </w:rPr>
+              <w:t xml:space="preserve">The answer is </w:t>
+            </w:r>
+            <w:r>
+              <w:rPr>
+                <w:rFonts w:ascii="Avenir Next" w:hAnsi="Avenir Next" w:cs="Avenir Next" w:eastAsia="Avenir Next"/>
+                <w:color w:val="1A1A1A"/>
                 <w:sz w:val="18"/>
                 <w:szCs w:val="18"/>
-              </w:rPr>
-              <w:t xml:space="preserve">The answer is </w:t>
+                <w:u w:val="single"/>
+              </w:rPr>
+              <w:t xml:space="preserve">      </w:t>
+            </w:r>
+            <w:r>
+              <w:rPr>
+                <w:rFonts w:ascii="Avenir Next" w:hAnsi="Avenir Next" w:cs="Avenir Next" w:eastAsia="Avenir Next"/>
+                <w:i/>
+                <w:color w:val="1A1A1A"/>
+                <w:sz w:val="22"/>
+                <w:szCs w:val="18"/>
+              </w:rPr>
+              <w:t xml:space="preserve"> than 6 1/2 because 1 1/4 is </w:t>
             </w:r>
             <w:r>
               <w:rPr>
@@ -4660,27 +4691,7 @@
                 <w:rFonts w:ascii="Avenir Next" w:hAnsi="Avenir Next" w:cs="Avenir Next" w:eastAsia="Avenir Next"/>
                 <w:i/>
                 <w:color w:val="1A1A1A"/>
-                <w:sz w:val="18"/>
-                <w:szCs w:val="18"/>
-              </w:rPr>
-              <w:t xml:space="preserve"> than 6 1/2 because 1 1/4 is </w:t>
-            </w:r>
-            <w:r>
-              <w:rPr>
-                <w:rFonts w:ascii="Avenir Next" w:hAnsi="Avenir Next" w:cs="Avenir Next" w:eastAsia="Avenir Next"/>
-                <w:color w:val="1A1A1A"/>
-                <w:sz w:val="18"/>
-                <w:szCs w:val="18"/>
-                <w:u w:val="single"/>
-              </w:rPr>
-              <w:t xml:space="preserve">      </w:t>
-            </w:r>
-            <w:r>
-              <w:rPr>
-                <w:rFonts w:ascii="Avenir Next" w:hAnsi="Avenir Next" w:cs="Avenir Next" w:eastAsia="Avenir Next"/>
-                <w:i/>
-                <w:color w:val="1A1A1A"/>
-                <w:sz w:val="18"/>
+                <w:sz w:val="22"/>
                 <w:szCs w:val="18"/>
               </w:rPr>
               <w:t xml:space="preserve"> than 1.</w:t>
@@ -4748,7 +4759,7 @@
                     <w:rPr>
                       <w:rFonts w:ascii="Avenir Next" w:hAnsi="Avenir Next" w:cs="Avenir Next" w:eastAsia="Avenir Next"/>
                       <w:color w:val="1A1A1A"/>
-                      <w:sz w:val="21"/>
+                      <w:sz w:val="22"/>
                       <w:szCs w:val="21"/>
                     </w:rPr>
                     <w:t xml:space="preserve">greater than 6 1/2</w:t>
@@ -4787,7 +4798,7 @@
                     <w:rPr>
                       <w:rFonts w:ascii="Avenir Next" w:hAnsi="Avenir Next" w:cs="Avenir Next" w:eastAsia="Avenir Next"/>
                       <w:color w:val="1A1A1A"/>
-                      <w:sz w:val="21"/>
+                      <w:sz w:val="22"/>
                       <w:szCs w:val="21"/>
                     </w:rPr>
                     <w:t xml:space="preserve">less than 6 1/2</w:t>
@@ -4811,6 +4822,7 @@
     </w:p>
     <w:p>
       <w:pPr>
+        <w:pStyle w:val="Heading2"/>
         <w:keepNext/>
         <w:pBdr>
           <w:bottom w:val="single" w:sz="8" w:space="3" w:color="003A70"/>
@@ -4826,7 +4838,7 @@
           <w:b/>
           <w:color w:val="003A70"/>
           <w:spacing w:val="14"/>
-          <w:sz w:val="21"/>
+          <w:sz w:val="22"/>
           <w:szCs w:val="21"/>
         </w:rPr>
         <w:t xml:space="preserve">TEST PRACTICE</w:t>
@@ -4845,7 +4857,7 @@
           <w:rFonts w:ascii="Avenir Next" w:hAnsi="Avenir Next" w:cs="Avenir Next" w:eastAsia="Avenir Next"/>
           <w:i/>
           <w:color w:val="5A5F66"/>
-          <w:sz w:val="17"/>
+          <w:sz w:val="22"/>
           <w:szCs w:val="17"/>
         </w:rPr>
         <w:t xml:space="preserve">choose the best answer</w:t>
@@ -4977,25 +4989,25 @@
                       <w:rFonts w:ascii="Avenir Next" w:hAnsi="Avenir Next" w:cs="Avenir Next" w:eastAsia="Avenir Next"/>
                       <w:b/>
                       <w:color w:val="003A70"/>
+                      <w:sz w:val="22"/>
+                      <w:szCs w:val="21"/>
+                    </w:rPr>
+                    <w:t xml:space="preserve">A</w:t>
+                  </w:r>
+                  <w:r>
+                    <w:rPr>
+                      <w:rFonts w:ascii="Avenir Next" w:hAnsi="Avenir Next" w:cs="Avenir Next" w:eastAsia="Avenir Next"/>
+                      <w:color w:val="1A1A1A"/>
                       <w:sz w:val="21"/>
                       <w:szCs w:val="21"/>
                     </w:rPr>
-                    <w:t xml:space="preserve">A</w:t>
-                  </w:r>
-                  <w:r>
-                    <w:rPr>
-                      <w:rFonts w:ascii="Avenir Next" w:hAnsi="Avenir Next" w:cs="Avenir Next" w:eastAsia="Avenir Next"/>
-                      <w:color w:val="1A1A1A"/>
-                      <w:sz w:val="21"/>
-                      <w:szCs w:val="21"/>
-                    </w:rPr>
                     <w:tab/>
                   </w:r>
                   <w:r>
                     <w:rPr>
                       <w:rFonts w:ascii="Avenir Next" w:hAnsi="Avenir Next" w:cs="Avenir Next" w:eastAsia="Avenir Next"/>
                       <w:color w:val="1A1A1A"/>
-                      <w:sz w:val="21"/>
+                      <w:sz w:val="22"/>
                       <w:szCs w:val="21"/>
                     </w:rPr>
                     <w:t xml:space="preserve">1/2</w:t>
@@ -5020,25 +5032,25 @@
                       <w:rFonts w:ascii="Avenir Next" w:hAnsi="Avenir Next" w:cs="Avenir Next" w:eastAsia="Avenir Next"/>
                       <w:b/>
                       <w:color w:val="003A70"/>
+                      <w:sz w:val="22"/>
+                      <w:szCs w:val="21"/>
+                    </w:rPr>
+                    <w:t xml:space="preserve">B</w:t>
+                  </w:r>
+                  <w:r>
+                    <w:rPr>
+                      <w:rFonts w:ascii="Avenir Next" w:hAnsi="Avenir Next" w:cs="Avenir Next" w:eastAsia="Avenir Next"/>
+                      <w:color w:val="1A1A1A"/>
                       <w:sz w:val="21"/>
                       <w:szCs w:val="21"/>
                     </w:rPr>
-                    <w:t xml:space="preserve">B</w:t>
-                  </w:r>
-                  <w:r>
-                    <w:rPr>
-                      <w:rFonts w:ascii="Avenir Next" w:hAnsi="Avenir Next" w:cs="Avenir Next" w:eastAsia="Avenir Next"/>
-                      <w:color w:val="1A1A1A"/>
-                      <w:sz w:val="21"/>
-                      <w:szCs w:val="21"/>
-                    </w:rPr>
                     <w:tab/>
                   </w:r>
                   <w:r>
                     <w:rPr>
                       <w:rFonts w:ascii="Avenir Next" w:hAnsi="Avenir Next" w:cs="Avenir Next" w:eastAsia="Avenir Next"/>
                       <w:color w:val="1A1A1A"/>
-                      <w:sz w:val="21"/>
+                      <w:sz w:val="22"/>
                       <w:szCs w:val="21"/>
                     </w:rPr>
                     <w:t xml:space="preserve">2</w:t>
@@ -5063,25 +5075,25 @@
                       <w:rFonts w:ascii="Avenir Next" w:hAnsi="Avenir Next" w:cs="Avenir Next" w:eastAsia="Avenir Next"/>
                       <w:b/>
                       <w:color w:val="003A70"/>
+                      <w:sz w:val="22"/>
+                      <w:szCs w:val="21"/>
+                    </w:rPr>
+                    <w:t xml:space="preserve">C</w:t>
+                  </w:r>
+                  <w:r>
+                    <w:rPr>
+                      <w:rFonts w:ascii="Avenir Next" w:hAnsi="Avenir Next" w:cs="Avenir Next" w:eastAsia="Avenir Next"/>
+                      <w:color w:val="1A1A1A"/>
                       <w:sz w:val="21"/>
                       <w:szCs w:val="21"/>
                     </w:rPr>
-                    <w:t xml:space="preserve">C</w:t>
-                  </w:r>
-                  <w:r>
-                    <w:rPr>
-                      <w:rFonts w:ascii="Avenir Next" w:hAnsi="Avenir Next" w:cs="Avenir Next" w:eastAsia="Avenir Next"/>
-                      <w:color w:val="1A1A1A"/>
-                      <w:sz w:val="21"/>
-                      <w:szCs w:val="21"/>
-                    </w:rPr>
                     <w:tab/>
                   </w:r>
                   <w:r>
                     <w:rPr>
                       <w:rFonts w:ascii="Avenir Next" w:hAnsi="Avenir Next" w:cs="Avenir Next" w:eastAsia="Avenir Next"/>
                       <w:color w:val="1A1A1A"/>
-                      <w:sz w:val="21"/>
+                      <w:sz w:val="22"/>
                       <w:szCs w:val="21"/>
                     </w:rPr>
                     <w:t xml:space="preserve">3 2/3</w:t>
@@ -5106,25 +5118,25 @@
                       <w:rFonts w:ascii="Avenir Next" w:hAnsi="Avenir Next" w:cs="Avenir Next" w:eastAsia="Avenir Next"/>
                       <w:b/>
                       <w:color w:val="003A70"/>
+                      <w:sz w:val="22"/>
+                      <w:szCs w:val="21"/>
+                    </w:rPr>
+                    <w:t xml:space="preserve">D</w:t>
+                  </w:r>
+                  <w:r>
+                    <w:rPr>
+                      <w:rFonts w:ascii="Avenir Next" w:hAnsi="Avenir Next" w:cs="Avenir Next" w:eastAsia="Avenir Next"/>
+                      <w:color w:val="1A1A1A"/>
                       <w:sz w:val="21"/>
                       <w:szCs w:val="21"/>
                     </w:rPr>
-                    <w:t xml:space="preserve">D</w:t>
-                  </w:r>
-                  <w:r>
-                    <w:rPr>
-                      <w:rFonts w:ascii="Avenir Next" w:hAnsi="Avenir Next" w:cs="Avenir Next" w:eastAsia="Avenir Next"/>
-                      <w:color w:val="1A1A1A"/>
-                      <w:sz w:val="21"/>
-                      <w:szCs w:val="21"/>
-                    </w:rPr>
                     <w:tab/>
                   </w:r>
                   <w:r>
                     <w:rPr>
                       <w:rFonts w:ascii="Avenir Next" w:hAnsi="Avenir Next" w:cs="Avenir Next" w:eastAsia="Avenir Next"/>
                       <w:color w:val="1A1A1A"/>
-                      <w:sz w:val="21"/>
+                      <w:sz w:val="22"/>
                       <w:szCs w:val="21"/>
                     </w:rPr>
                     <w:t xml:space="preserve">6 1/8</w:t>
@@ -5272,25 +5284,25 @@
                       <w:rFonts w:ascii="Avenir Next" w:hAnsi="Avenir Next" w:cs="Avenir Next" w:eastAsia="Avenir Next"/>
                       <w:b/>
                       <w:color w:val="003A70"/>
+                      <w:sz w:val="22"/>
+                      <w:szCs w:val="21"/>
+                    </w:rPr>
+                    <w:t xml:space="preserve">A</w:t>
+                  </w:r>
+                  <w:r>
+                    <w:rPr>
+                      <w:rFonts w:ascii="Avenir Next" w:hAnsi="Avenir Next" w:cs="Avenir Next" w:eastAsia="Avenir Next"/>
+                      <w:color w:val="1A1A1A"/>
                       <w:sz w:val="21"/>
                       <w:szCs w:val="21"/>
                     </w:rPr>
-                    <w:t xml:space="preserve">A</w:t>
-                  </w:r>
-                  <w:r>
-                    <w:rPr>
-                      <w:rFonts w:ascii="Avenir Next" w:hAnsi="Avenir Next" w:cs="Avenir Next" w:eastAsia="Avenir Next"/>
-                      <w:color w:val="1A1A1A"/>
-                      <w:sz w:val="21"/>
-                      <w:szCs w:val="21"/>
-                    </w:rPr>
                     <w:tab/>
                   </w:r>
                   <w:r>
                     <w:rPr>
                       <w:rFonts w:ascii="Avenir Next" w:hAnsi="Avenir Next" w:cs="Avenir Next" w:eastAsia="Avenir Next"/>
                       <w:color w:val="1A1A1A"/>
-                      <w:sz w:val="21"/>
+                      <w:sz w:val="22"/>
                       <w:szCs w:val="21"/>
                     </w:rPr>
                     <w:t xml:space="preserve">1/8</w:t>
@@ -5315,25 +5327,25 @@
                       <w:rFonts w:ascii="Avenir Next" w:hAnsi="Avenir Next" w:cs="Avenir Next" w:eastAsia="Avenir Next"/>
                       <w:b/>
                       <w:color w:val="003A70"/>
+                      <w:sz w:val="22"/>
+                      <w:szCs w:val="21"/>
+                    </w:rPr>
+                    <w:t xml:space="preserve">B</w:t>
+                  </w:r>
+                  <w:r>
+                    <w:rPr>
+                      <w:rFonts w:ascii="Avenir Next" w:hAnsi="Avenir Next" w:cs="Avenir Next" w:eastAsia="Avenir Next"/>
+                      <w:color w:val="1A1A1A"/>
                       <w:sz w:val="21"/>
                       <w:szCs w:val="21"/>
                     </w:rPr>
-                    <w:t xml:space="preserve">B</w:t>
-                  </w:r>
-                  <w:r>
-                    <w:rPr>
-                      <w:rFonts w:ascii="Avenir Next" w:hAnsi="Avenir Next" w:cs="Avenir Next" w:eastAsia="Avenir Next"/>
-                      <w:color w:val="1A1A1A"/>
-                      <w:sz w:val="21"/>
-                      <w:szCs w:val="21"/>
-                    </w:rPr>
                     <w:tab/>
                   </w:r>
                   <w:r>
                     <w:rPr>
                       <w:rFonts w:ascii="Avenir Next" w:hAnsi="Avenir Next" w:cs="Avenir Next" w:eastAsia="Avenir Next"/>
                       <w:color w:val="1A1A1A"/>
-                      <w:sz w:val="21"/>
+                      <w:sz w:val="22"/>
                       <w:szCs w:val="21"/>
                     </w:rPr>
                     <w:t xml:space="preserve">5 5/9</w:t>
@@ -5358,25 +5370,25 @@
                       <w:rFonts w:ascii="Avenir Next" w:hAnsi="Avenir Next" w:cs="Avenir Next" w:eastAsia="Avenir Next"/>
                       <w:b/>
                       <w:color w:val="003A70"/>
+                      <w:sz w:val="22"/>
+                      <w:szCs w:val="21"/>
+                    </w:rPr>
+                    <w:t xml:space="preserve">C</w:t>
+                  </w:r>
+                  <w:r>
+                    <w:rPr>
+                      <w:rFonts w:ascii="Avenir Next" w:hAnsi="Avenir Next" w:cs="Avenir Next" w:eastAsia="Avenir Next"/>
+                      <w:color w:val="1A1A1A"/>
                       <w:sz w:val="21"/>
                       <w:szCs w:val="21"/>
                     </w:rPr>
-                    <w:t xml:space="preserve">C</w:t>
-                  </w:r>
-                  <w:r>
-                    <w:rPr>
-                      <w:rFonts w:ascii="Avenir Next" w:hAnsi="Avenir Next" w:cs="Avenir Next" w:eastAsia="Avenir Next"/>
-                      <w:color w:val="1A1A1A"/>
-                      <w:sz w:val="21"/>
-                      <w:szCs w:val="21"/>
-                    </w:rPr>
                     <w:tab/>
                   </w:r>
                   <w:r>
                     <w:rPr>
                       <w:rFonts w:ascii="Avenir Next" w:hAnsi="Avenir Next" w:cs="Avenir Next" w:eastAsia="Avenir Next"/>
                       <w:color w:val="1A1A1A"/>
-                      <w:sz w:val="21"/>
+                      <w:sz w:val="22"/>
                       <w:szCs w:val="21"/>
                     </w:rPr>
                     <w:t xml:space="preserve">8</w:t>
@@ -5401,25 +5413,25 @@
                       <w:rFonts w:ascii="Avenir Next" w:hAnsi="Avenir Next" w:cs="Avenir Next" w:eastAsia="Avenir Next"/>
                       <w:b/>
                       <w:color w:val="003A70"/>
+                      <w:sz w:val="22"/>
+                      <w:szCs w:val="21"/>
+                    </w:rPr>
+                    <w:t xml:space="preserve">D</w:t>
+                  </w:r>
+                  <w:r>
+                    <w:rPr>
+                      <w:rFonts w:ascii="Avenir Next" w:hAnsi="Avenir Next" w:cs="Avenir Next" w:eastAsia="Avenir Next"/>
+                      <w:color w:val="1A1A1A"/>
                       <w:sz w:val="21"/>
                       <w:szCs w:val="21"/>
                     </w:rPr>
-                    <w:t xml:space="preserve">D</w:t>
-                  </w:r>
-                  <w:r>
-                    <w:rPr>
-                      <w:rFonts w:ascii="Avenir Next" w:hAnsi="Avenir Next" w:cs="Avenir Next" w:eastAsia="Avenir Next"/>
-                      <w:color w:val="1A1A1A"/>
-                      <w:sz w:val="21"/>
-                      <w:szCs w:val="21"/>
-                    </w:rPr>
                     <w:tab/>
                   </w:r>
                   <w:r>
                     <w:rPr>
                       <w:rFonts w:ascii="Avenir Next" w:hAnsi="Avenir Next" w:cs="Avenir Next" w:eastAsia="Avenir Next"/>
                       <w:color w:val="1A1A1A"/>
-                      <w:sz w:val="21"/>
+                      <w:sz w:val="22"/>
                       <w:szCs w:val="21"/>
                     </w:rPr>
                     <w:t xml:space="preserve">12</w:t>
@@ -5485,6 +5497,7 @@
           </w:tcPr>
           <w:p>
             <w:pPr>
+              <w:pStyle w:val="Heading2"/>
               <w:spacing w:before="0" w:after="0" w:line="240" w:lineRule="auto"/>
             </w:pPr>
             <w:r>
@@ -5522,7 +5535,7 @@
               <w:rPr>
                 <w:rFonts w:ascii="Avenir Next" w:hAnsi="Avenir Next" w:cs="Avenir Next" w:eastAsia="Avenir Next"/>
                 <w:color w:val="1A1A1A"/>
-                <w:sz w:val="17"/>
+                <w:sz w:val="22"/>
                 <w:szCs w:val="17"/>
               </w:rPr>
               <w:t xml:space="preserve">  I can do this on my own</w:t>
@@ -5551,7 +5564,7 @@
               <w:rPr>
                 <w:rFonts w:ascii="Avenir Next" w:hAnsi="Avenir Next" w:cs="Avenir Next" w:eastAsia="Avenir Next"/>
                 <w:color w:val="1A1A1A"/>
-                <w:sz w:val="17"/>
+                <w:sz w:val="22"/>
                 <w:szCs w:val="17"/>
               </w:rPr>
               <w:t xml:space="preserve">  I need a little help</w:t>
@@ -5580,7 +5593,7 @@
               <w:rPr>
                 <w:rFonts w:ascii="Avenir Next" w:hAnsi="Avenir Next" w:cs="Avenir Next" w:eastAsia="Avenir Next"/>
                 <w:color w:val="1A1A1A"/>
-                <w:sz w:val="17"/>
+                <w:sz w:val="22"/>
                 <w:szCs w:val="17"/>
               </w:rPr>
               <w:t xml:space="preserve">  I have a question about #</w:t>
@@ -5618,7 +5631,7 @@
         <w:rPr>
           <w:rFonts w:ascii="Avenir Next" w:hAnsi="Avenir Next" w:cs="Avenir Next" w:eastAsia="Avenir Next"/>
           <w:color w:val="5A5F66"/>
-          <w:sz w:val="17"/>
+          <w:sz w:val="22"/>
           <w:szCs w:val="17"/>
         </w:rPr>
         <w:t xml:space="preserve">Measure 1 1/2 cups of water with a 1/4-cup scoop. Does the number of scoops match 1 1/2 ÷ 1/4?</w:t>
@@ -5712,7 +5725,106 @@
               <w:sz w:val="15"/>
               <w:szCs w:val="15"/>
             </w:rPr>
-            <w:t xml:space="preserve">Lesson 6-2  ·  Homework Packet  ·  Level 1</w:t>
+            <w:t xml:space="preserve">6-2 · Page </w:t>
+          </w:r>
+          <w:r>
+            <w:rPr>
+              <w:rFonts w:ascii="Avenir Next" w:hAnsi="Avenir Next" w:cs="Avenir Next" w:eastAsia="Avenir Next"/>
+              <w:color w:val="5A5F66"/>
+              <w:sz w:val="15"/>
+              <w:szCs w:val="15"/>
+            </w:rPr>
+            <w:fldChar w:fldCharType="begin"/>
+          </w:r>
+          <w:r>
+            <w:rPr>
+              <w:rFonts w:ascii="Avenir Next" w:hAnsi="Avenir Next" w:cs="Avenir Next" w:eastAsia="Avenir Next"/>
+              <w:color w:val="5A5F66"/>
+              <w:sz w:val="15"/>
+              <w:szCs w:val="15"/>
+            </w:rPr>
+            <w:instrText xml:space="preserve"> PAGE </w:instrText>
+          </w:r>
+          <w:r>
+            <w:rPr>
+              <w:rFonts w:ascii="Avenir Next" w:hAnsi="Avenir Next" w:cs="Avenir Next" w:eastAsia="Avenir Next"/>
+              <w:color w:val="5A5F66"/>
+              <w:sz w:val="15"/>
+              <w:szCs w:val="15"/>
+            </w:rPr>
+            <w:fldChar w:fldCharType="separate"/>
+          </w:r>
+          <w:r>
+            <w:rPr>
+              <w:rFonts w:ascii="Avenir Next" w:hAnsi="Avenir Next" w:cs="Avenir Next" w:eastAsia="Avenir Next"/>
+              <w:color w:val="5A5F66"/>
+              <w:sz w:val="15"/>
+              <w:szCs w:val="15"/>
+            </w:rPr>
+            <w:t xml:space="preserve">1</w:t>
+          </w:r>
+          <w:r>
+            <w:rPr>
+              <w:rFonts w:ascii="Avenir Next" w:hAnsi="Avenir Next" w:cs="Avenir Next" w:eastAsia="Avenir Next"/>
+              <w:color w:val="5A5F66"/>
+              <w:sz w:val="15"/>
+              <w:szCs w:val="15"/>
+            </w:rPr>
+            <w:fldChar w:fldCharType="end"/>
+          </w:r>
+          <w:r>
+            <w:rPr>
+              <w:rFonts w:ascii="Avenir Next" w:hAnsi="Avenir Next" w:cs="Avenir Next" w:eastAsia="Avenir Next"/>
+              <w:color w:val="5A5F66"/>
+              <w:sz w:val="15"/>
+              <w:szCs w:val="15"/>
+            </w:rPr>
+            <w:t xml:space="preserve"> of </w:t>
+          </w:r>
+          <w:r>
+            <w:rPr>
+              <w:rFonts w:ascii="Avenir Next" w:hAnsi="Avenir Next" w:cs="Avenir Next" w:eastAsia="Avenir Next"/>
+              <w:color w:val="5A5F66"/>
+              <w:sz w:val="15"/>
+              <w:szCs w:val="15"/>
+            </w:rPr>
+            <w:fldChar w:fldCharType="begin"/>
+          </w:r>
+          <w:r>
+            <w:rPr>
+              <w:rFonts w:ascii="Avenir Next" w:hAnsi="Avenir Next" w:cs="Avenir Next" w:eastAsia="Avenir Next"/>
+              <w:color w:val="5A5F66"/>
+              <w:sz w:val="15"/>
+              <w:szCs w:val="15"/>
+            </w:rPr>
+            <w:instrText xml:space="preserve"> NUMPAGES </w:instrText>
+          </w:r>
+          <w:r>
+            <w:rPr>
+              <w:rFonts w:ascii="Avenir Next" w:hAnsi="Avenir Next" w:cs="Avenir Next" w:eastAsia="Avenir Next"/>
+              <w:color w:val="5A5F66"/>
+              <w:sz w:val="15"/>
+              <w:szCs w:val="15"/>
+            </w:rPr>
+            <w:fldChar w:fldCharType="separate"/>
+          </w:r>
+          <w:r>
+            <w:rPr>
+              <w:rFonts w:ascii="Avenir Next" w:hAnsi="Avenir Next" w:cs="Avenir Next" w:eastAsia="Avenir Next"/>
+              <w:color w:val="5A5F66"/>
+              <w:sz w:val="15"/>
+              <w:szCs w:val="15"/>
+            </w:rPr>
+            <w:t xml:space="preserve">1</w:t>
+          </w:r>
+          <w:r>
+            <w:rPr>
+              <w:rFonts w:ascii="Avenir Next" w:hAnsi="Avenir Next" w:cs="Avenir Next" w:eastAsia="Avenir Next"/>
+              <w:color w:val="5A5F66"/>
+              <w:sz w:val="15"/>
+              <w:szCs w:val="15"/>
+            </w:rPr>
+            <w:fldChar w:fldCharType="end"/>
           </w:r>
         </w:p>
       </w:tc>
@@ -5755,5 +5867,23 @@
       </w:tblCellMar>
     </w:tblPr>
   </w:style>
+  <w:style w:type="paragraph" w:styleId="Heading1">
+    <w:name w:val="heading 1"/>
+    <w:basedOn w:val="Normal"/>
+    <w:pPr>
+      <w:outlineLvl w:val="0"/>
+      <w:keepNext w:val="0"/>
+      <w:keepLines w:val="0"/>
+    </w:pPr>
+  </w:style>
+  <w:style w:type="paragraph" w:styleId="Heading2">
+    <w:name w:val="heading 2"/>
+    <w:basedOn w:val="Normal"/>
+    <w:pPr>
+      <w:outlineLvl w:val="1"/>
+      <w:keepNext w:val="0"/>
+      <w:keepLines w:val="0"/>
+    </w:pPr>
+  </w:style>
 </w:styles>
 </file>